--- a/seminars/software-validation-cybersecurity/Participant_Workbook.docx
+++ b/seminars/software-validation-cybersecurity/Participant_Workbook.docx
@@ -15582,7 +15582,37 @@
         <w:sz w:val="16"/>
       </w:rPr>
       <w:fldChar w:fldCharType="begin"/>
+    </w:r>
+    <w:r>
+      <w:rPr>
+        <w:rFonts w:ascii="Calibri" w:hAnsi="Calibri"/>
+        <w:color w:val="4E626D"/>
+        <w:sz w:val="16"/>
+      </w:rPr>
       <w:instrText xml:space="preserve"> PAGE </w:instrText>
+    </w:r>
+    <w:r>
+      <w:rPr>
+        <w:rFonts w:ascii="Calibri" w:hAnsi="Calibri"/>
+        <w:color w:val="4E626D"/>
+        <w:sz w:val="16"/>
+      </w:rPr>
+      <w:fldChar w:fldCharType="separate"/>
+    </w:r>
+    <w:r>
+      <w:rPr>
+        <w:rFonts w:ascii="Calibri" w:hAnsi="Calibri"/>
+        <w:color w:val="4E626D"/>
+        <w:sz w:val="16"/>
+      </w:rPr>
+      <w:t>1</w:t>
+    </w:r>
+    <w:r>
+      <w:rPr>
+        <w:rFonts w:ascii="Calibri" w:hAnsi="Calibri"/>
+        <w:color w:val="4E626D"/>
+        <w:sz w:val="16"/>
+      </w:rPr>
       <w:fldChar w:fldCharType="end"/>
     </w:r>
   </w:p>

--- a/seminars/software-validation-cybersecurity/Participant_Workbook.docx
+++ b/seminars/software-validation-cybersecurity/Participant_Workbook.docx
@@ -93,7 +93,7 @@
                 <w:rFonts w:ascii="Calibri" w:hAnsi="Calibri"/>
                 <w:b/>
                 <w:color w:val="0E7C7B"/>
-                <w:sz w:val="21"/>
+                <w:sz w:val="20"/>
               </w:rPr>
               <w:t>How to use this workbook</w:t>
             </w:r>
@@ -106,7 +106,7 @@
               <w:rPr>
                 <w:rFonts w:ascii="Calibri" w:hAnsi="Calibri"/>
                 <w:color w:val="22333B"/>
-                <w:sz w:val="20"/>
+                <w:sz w:val="19"/>
               </w:rPr>
               <w:t>This is yours to write in. The note pages are keyed to the sections of the presentation so you can capture what matters to your product rather than transcribing slides.</w:t>
             </w:r>
@@ -119,7 +119,7 @@
               <w:rPr>
                 <w:rFonts w:ascii="Calibri" w:hAnsi="Calibri"/>
                 <w:color w:val="22333B"/>
-                <w:sz w:val="20"/>
+                <w:sz w:val="19"/>
               </w:rPr>
               <w:t>The two working sessions are done at your table during the seminar. The reference material at the back — the checklists, glossary and standards list — is there for after you get home.</w:t>
             </w:r>
@@ -132,7 +132,7 @@
               <w:rPr>
                 <w:rFonts w:ascii="Calibri" w:hAnsi="Calibri"/>
                 <w:color w:val="22333B"/>
-                <w:sz w:val="20"/>
+                <w:sz w:val="19"/>
               </w:rPr>
               <w:t>The single most useful page is the last one. Fill in three actions before you leave the room.</w:t>
             </w:r>
@@ -142,8 +142,13 @@
     </w:tbl>
     <w:p>
       <w:pPr>
-        <w:spacing w:after="80"/>
+        <w:spacing w:after="100" w:before="0" w:line="240" w:lineRule="auto"/>
       </w:pPr>
+      <w:r>
+        <w:rPr>
+          <w:sz w:val="2"/>
+        </w:rPr>
+      </w:r>
     </w:p>
     <w:p>
       <w:pPr>
@@ -155,7 +160,7 @@
           <w:rFonts w:ascii="Cambria" w:hAnsi="Cambria"/>
           <w:b/>
           <w:color w:val="1B3A4B"/>
-          <w:sz w:val="27"/>
+          <w:sz w:val="26"/>
         </w:rPr>
         <w:t>Contents</w:t>
       </w:r>
@@ -241,7 +246,7 @@
           <w:sz w:val="21"/>
         </w:rPr>
         <w:tab/>
-        <w:t>5</w:t>
+        <w:t>4</w:t>
       </w:r>
     </w:p>
     <w:p>
@@ -269,7 +274,7 @@
           <w:sz w:val="21"/>
         </w:rPr>
         <w:tab/>
-        <w:t>7</w:t>
+        <w:t>5</w:t>
       </w:r>
     </w:p>
     <w:p>
@@ -297,7 +302,7 @@
           <w:sz w:val="21"/>
         </w:rPr>
         <w:tab/>
-        <w:t>9</w:t>
+        <w:t>6</w:t>
       </w:r>
     </w:p>
     <w:p>
@@ -325,7 +330,7 @@
           <w:sz w:val="21"/>
         </w:rPr>
         <w:tab/>
-        <w:t>11</w:t>
+        <w:t>7</w:t>
       </w:r>
     </w:p>
     <w:p>
@@ -353,7 +358,7 @@
           <w:sz w:val="21"/>
         </w:rPr>
         <w:tab/>
-        <w:t>13</w:t>
+        <w:t>9</w:t>
       </w:r>
     </w:p>
     <w:p>
@@ -381,7 +386,7 @@
           <w:sz w:val="21"/>
         </w:rPr>
         <w:tab/>
-        <w:t>15</w:t>
+        <w:t>10</w:t>
       </w:r>
     </w:p>
     <w:p>
@@ -409,7 +414,35 @@
           <w:sz w:val="21"/>
         </w:rPr>
         <w:tab/>
-        <w:t>17</w:t>
+        <w:t>11</w:t>
+      </w:r>
+    </w:p>
+    <w:p>
+      <w:pPr>
+        <w:tabs>
+          <w:tab w:pos="9720" w:val="right" w:leader="dot"/>
+        </w:tabs>
+        <w:spacing w:after="80"/>
+        <w:ind w:left="0"/>
+      </w:pPr>
+      <w:r>
+        <w:rPr>
+          <w:rFonts w:ascii="Calibri" w:hAnsi="Calibri"/>
+          <w:b w:val="0"/>
+          <w:color w:val="22333B"/>
+          <w:sz w:val="21"/>
+        </w:rPr>
+        <w:t>Reference: common findings that recur</w:t>
+      </w:r>
+      <w:r>
+        <w:rPr>
+          <w:rFonts w:ascii="Calibri" w:hAnsi="Calibri"/>
+          <w:b w:val="0"/>
+          <w:color w:val="22333B"/>
+          <w:sz w:val="21"/>
+        </w:rPr>
+        <w:tab/>
+        <w:t>12</w:t>
       </w:r>
     </w:p>
     <w:p>
@@ -437,7 +470,7 @@
           <w:sz w:val="21"/>
         </w:rPr>
         <w:tab/>
-        <w:t>19</w:t>
+        <w:t>13</w:t>
       </w:r>
     </w:p>
     <w:p>
@@ -465,7 +498,7 @@
           <w:sz w:val="21"/>
         </w:rPr>
         <w:tab/>
-        <w:t>21</w:t>
+        <w:t>15</w:t>
       </w:r>
     </w:p>
     <w:p>
@@ -493,7 +526,7 @@
           <w:sz w:val="21"/>
         </w:rPr>
         <w:tab/>
-        <w:t>23</w:t>
+        <w:t>17</w:t>
       </w:r>
     </w:p>
     <w:p>
@@ -521,7 +554,7 @@
           <w:sz w:val="21"/>
         </w:rPr>
         <w:tab/>
-        <w:t>25</w:t>
+        <w:t>18</w:t>
       </w:r>
     </w:p>
     <w:p>
@@ -534,7 +567,7 @@
           <w:b w:val="0"/>
           <w:i w:val="0"/>
           <w:color w:val="22333B"/>
-          <w:sz w:val="21"/>
+          <w:sz w:val="20"/>
         </w:rPr>
       </w:r>
     </w:p>
@@ -577,7 +610,7 @@
                 <w:rFonts w:ascii="Calibri" w:hAnsi="Calibri"/>
                 <w:b/>
                 <w:color w:val="C77C1E"/>
-                <w:sz w:val="21"/>
+                <w:sz w:val="20"/>
               </w:rPr>
               <w:t>A note on currency</w:t>
             </w:r>
@@ -590,7 +623,7 @@
               <w:rPr>
                 <w:rFonts w:ascii="Calibri" w:hAnsi="Calibri"/>
                 <w:color w:val="22333B"/>
-                <w:sz w:val="20"/>
+                <w:sz w:val="19"/>
               </w:rPr>
               <w:t>Regulatory guidance in this field is revised frequently. Dates given in this workbook are stated as at the time of preparation. Before relying on any document cited here — particularly for a submission — confirm the current version on the issuing body's website.</w:t>
             </w:r>
@@ -600,16 +633,17 @@
     </w:tbl>
     <w:p>
       <w:pPr>
-        <w:spacing w:after="80"/>
+        <w:spacing w:after="100" w:before="0" w:line="240" w:lineRule="auto"/>
       </w:pPr>
-    </w:p>
-    <w:p>
       <w:r>
-        <w:br w:type="page"/>
+        <w:rPr>
+          <w:sz w:val="2"/>
+        </w:rPr>
       </w:r>
     </w:p>
     <w:p>
       <w:pPr>
+        <w:pageBreakBefore/>
         <w:spacing w:after="40" w:before="0"/>
       </w:pPr>
       <w:r>
@@ -655,7 +689,7 @@
           <w:rFonts w:ascii="Cambria" w:hAnsi="Cambria"/>
           <w:b/>
           <w:color w:val="1B3A4B"/>
-          <w:sz w:val="27"/>
+          <w:sz w:val="26"/>
         </w:rPr>
         <w:t>Run of show</w:t>
       </w:r>
@@ -684,7 +718,6 @@
       <w:tr>
         <w:trPr>
           <w:cantSplit/>
-          <w:tblHeader/>
         </w:trPr>
         <w:tc>
           <w:tcPr>
@@ -1111,21 +1144,21 @@
     <w:p>
       <w:pPr>
         <w:keepNext/>
-        <w:spacing w:after="80" w:before="240"/>
+        <w:spacing w:after="80" w:before="180"/>
       </w:pPr>
       <w:r>
         <w:rPr>
           <w:rFonts w:ascii="Cambria" w:hAnsi="Cambria"/>
           <w:b/>
           <w:color w:val="1B3A4B"/>
-          <w:sz w:val="27"/>
+          <w:sz w:val="26"/>
         </w:rPr>
         <w:t>What you should be able to do afterwards</w:t>
       </w:r>
     </w:p>
     <w:p>
       <w:pPr>
-        <w:spacing w:after="60" w:line="254" w:lineRule="auto"/>
+        <w:spacing w:after="50" w:line="254" w:lineRule="auto"/>
         <w:ind w:left="792" w:hanging="432"/>
       </w:pPr>
       <w:r>
@@ -1133,7 +1166,7 @@
           <w:rFonts w:ascii="Calibri" w:hAnsi="Calibri"/>
           <w:b/>
           <w:color w:val="0E7C7B"/>
-          <w:sz w:val="21"/>
+          <w:sz w:val="20"/>
         </w:rPr>
         <w:t xml:space="preserve">1.  </w:t>
       </w:r>
@@ -1142,7 +1175,7 @@
           <w:rFonts w:ascii="Calibri" w:hAnsi="Calibri"/>
           <w:b/>
           <w:color w:val="1B3A4B"/>
-          <w:sz w:val="21"/>
+          <w:sz w:val="20"/>
         </w:rPr>
         <w:t xml:space="preserve">Classify correctly. </w:t>
       </w:r>
@@ -1150,14 +1183,14 @@
         <w:rPr>
           <w:rFonts w:ascii="Calibri" w:hAnsi="Calibri"/>
           <w:color w:val="22333B"/>
-          <w:sz w:val="21"/>
+          <w:sz w:val="20"/>
         </w:rPr>
         <w:t>Decide whether a software function is SaMD, software in a device, or outside the device definition — and assign an IEC 62304 safety class and an FDA documentation level you can defend.</w:t>
       </w:r>
     </w:p>
     <w:p>
       <w:pPr>
-        <w:spacing w:after="60" w:line="254" w:lineRule="auto"/>
+        <w:spacing w:after="50" w:line="254" w:lineRule="auto"/>
         <w:ind w:left="792" w:hanging="432"/>
       </w:pPr>
       <w:r>
@@ -1165,7 +1198,7 @@
           <w:rFonts w:ascii="Calibri" w:hAnsi="Calibri"/>
           <w:b/>
           <w:color w:val="0E7C7B"/>
-          <w:sz w:val="21"/>
+          <w:sz w:val="20"/>
         </w:rPr>
         <w:t xml:space="preserve">2.  </w:t>
       </w:r>
@@ -1174,7 +1207,7 @@
           <w:rFonts w:ascii="Calibri" w:hAnsi="Calibri"/>
           <w:b/>
           <w:color w:val="1B3A4B"/>
-          <w:sz w:val="21"/>
+          <w:sz w:val="20"/>
         </w:rPr>
         <w:t xml:space="preserve">Build the evidence. </w:t>
       </w:r>
@@ -1182,14 +1215,14 @@
         <w:rPr>
           <w:rFonts w:ascii="Calibri" w:hAnsi="Calibri"/>
           <w:color w:val="22333B"/>
-          <w:sz w:val="21"/>
+          <w:sz w:val="20"/>
         </w:rPr>
         <w:t>Name the validation deliverables a submission and an inspection actually require, and explain what makes each adequate rather than merely present.</w:t>
       </w:r>
     </w:p>
     <w:p>
       <w:pPr>
-        <w:spacing w:after="60" w:line="254" w:lineRule="auto"/>
+        <w:spacing w:after="50" w:line="254" w:lineRule="auto"/>
         <w:ind w:left="792" w:hanging="432"/>
       </w:pPr>
       <w:r>
@@ -1197,7 +1230,7 @@
           <w:rFonts w:ascii="Calibri" w:hAnsi="Calibri"/>
           <w:b/>
           <w:color w:val="0E7C7B"/>
-          <w:sz w:val="21"/>
+          <w:sz w:val="20"/>
         </w:rPr>
         <w:t xml:space="preserve">3.  </w:t>
       </w:r>
@@ -1206,7 +1239,7 @@
           <w:rFonts w:ascii="Calibri" w:hAnsi="Calibri"/>
           <w:b/>
           <w:color w:val="1B3A4B"/>
-          <w:sz w:val="21"/>
+          <w:sz w:val="20"/>
         </w:rPr>
         <w:t xml:space="preserve">Run security as engineering. </w:t>
       </w:r>
@@ -1214,14 +1247,14 @@
         <w:rPr>
           <w:rFonts w:ascii="Calibri" w:hAnsi="Calibri"/>
           <w:color w:val="22333B"/>
-          <w:sz w:val="21"/>
+          <w:sz w:val="20"/>
         </w:rPr>
         <w:t>Describe the Secure Product Development Framework, run a threat model, and distinguish security risk from safety risk without collapsing one into the other.</w:t>
       </w:r>
     </w:p>
     <w:p>
       <w:pPr>
-        <w:spacing w:after="60" w:line="254" w:lineRule="auto"/>
+        <w:spacing w:after="50" w:line="254" w:lineRule="auto"/>
         <w:ind w:left="792" w:hanging="432"/>
       </w:pPr>
       <w:r>
@@ -1229,7 +1262,7 @@
           <w:rFonts w:ascii="Calibri" w:hAnsi="Calibri"/>
           <w:b/>
           <w:color w:val="0E7C7B"/>
-          <w:sz w:val="21"/>
+          <w:sz w:val="20"/>
         </w:rPr>
         <w:t xml:space="preserve">4.  </w:t>
       </w:r>
@@ -1238,7 +1271,7 @@
           <w:rFonts w:ascii="Calibri" w:hAnsi="Calibri"/>
           <w:b/>
           <w:color w:val="1B3A4B"/>
-          <w:sz w:val="21"/>
+          <w:sz w:val="20"/>
         </w:rPr>
         <w:t xml:space="preserve">Meet section 524B. </w:t>
       </w:r>
@@ -1246,14 +1279,14 @@
         <w:rPr>
           <w:rFonts w:ascii="Calibri" w:hAnsi="Calibri"/>
           <w:color w:val="22333B"/>
-          <w:sz w:val="21"/>
+          <w:sz w:val="20"/>
         </w:rPr>
         <w:t>State the four statutory cybersecurity obligations for cyber devices and what evidence demonstrates each.</w:t>
       </w:r>
     </w:p>
     <w:p>
       <w:pPr>
-        <w:spacing w:after="60" w:line="254" w:lineRule="auto"/>
+        <w:spacing w:after="50" w:line="254" w:lineRule="auto"/>
         <w:ind w:left="792" w:hanging="432"/>
       </w:pPr>
       <w:r>
@@ -1261,7 +1294,7 @@
           <w:rFonts w:ascii="Calibri" w:hAnsi="Calibri"/>
           <w:b/>
           <w:color w:val="0E7C7B"/>
-          <w:sz w:val="21"/>
+          <w:sz w:val="20"/>
         </w:rPr>
         <w:t xml:space="preserve">5.  </w:t>
       </w:r>
@@ -1270,7 +1303,7 @@
           <w:rFonts w:ascii="Calibri" w:hAnsi="Calibri"/>
           <w:b/>
           <w:color w:val="1B3A4B"/>
-          <w:sz w:val="21"/>
+          <w:sz w:val="20"/>
         </w:rPr>
         <w:t xml:space="preserve">Handle a vulnerability. </w:t>
       </w:r>
@@ -1278,14 +1311,14 @@
         <w:rPr>
           <w:rFonts w:ascii="Calibri" w:hAnsi="Calibri"/>
           <w:color w:val="22333B"/>
-          <w:sz w:val="21"/>
+          <w:sz w:val="20"/>
         </w:rPr>
         <w:t>Work a postmarket disclosure through triage, controlled-versus-uncontrolled risk, reporting decisions and customer communication.</w:t>
       </w:r>
     </w:p>
     <w:p>
       <w:pPr>
-        <w:spacing w:after="60" w:line="254" w:lineRule="auto"/>
+        <w:spacing w:after="50" w:line="254" w:lineRule="auto"/>
         <w:ind w:left="792" w:hanging="432"/>
       </w:pPr>
       <w:r>
@@ -1293,7 +1326,7 @@
           <w:rFonts w:ascii="Calibri" w:hAnsi="Calibri"/>
           <w:b/>
           <w:color w:val="0E7C7B"/>
-          <w:sz w:val="21"/>
+          <w:sz w:val="20"/>
         </w:rPr>
         <w:t xml:space="preserve">6.  </w:t>
       </w:r>
@@ -1302,7 +1335,7 @@
           <w:rFonts w:ascii="Calibri" w:hAnsi="Calibri"/>
           <w:b/>
           <w:color w:val="1B3A4B"/>
-          <w:sz w:val="21"/>
+          <w:sz w:val="20"/>
         </w:rPr>
         <w:t xml:space="preserve">Find your gaps. </w:t>
       </w:r>
@@ -1310,7 +1343,7 @@
         <w:rPr>
           <w:rFonts w:ascii="Calibri" w:hAnsi="Calibri"/>
           <w:color w:val="22333B"/>
-          <w:sz w:val="21"/>
+          <w:sz w:val="20"/>
         </w:rPr>
         <w:t>Leave with a prioritised list of what your own programme is missing and a sequence to close it.</w:t>
       </w:r>
@@ -1318,14 +1351,14 @@
     <w:p>
       <w:pPr>
         <w:keepNext/>
-        <w:spacing w:after="80" w:before="240"/>
+        <w:spacing w:after="80" w:before="180"/>
       </w:pPr>
       <w:r>
         <w:rPr>
           <w:rFonts w:ascii="Cambria" w:hAnsi="Cambria"/>
           <w:b/>
           <w:color w:val="1B3A4B"/>
-          <w:sz w:val="27"/>
+          <w:sz w:val="26"/>
         </w:rPr>
         <w:t>Three questions to hold in mind throughout</w:t>
       </w:r>
@@ -1368,7 +1401,7 @@
               <w:rPr>
                 <w:rFonts w:ascii="Calibri" w:hAnsi="Calibri"/>
                 <w:color w:val="22333B"/>
-                <w:sz w:val="20"/>
+                <w:sz w:val="19"/>
               </w:rPr>
               <w:t>1.  Which of these obligations already applies to a product we have shipped?</w:t>
             </w:r>
@@ -1381,7 +1414,7 @@
               <w:rPr>
                 <w:rFonts w:ascii="Calibri" w:hAnsi="Calibri"/>
                 <w:color w:val="22333B"/>
-                <w:sz w:val="20"/>
+                <w:sz w:val="19"/>
               </w:rPr>
               <w:t>2.  Who in our organisation owns this — by name, not by function?</w:t>
             </w:r>
@@ -1394,7 +1427,7 @@
               <w:rPr>
                 <w:rFonts w:ascii="Calibri" w:hAnsi="Calibri"/>
                 <w:color w:val="22333B"/>
-                <w:sz w:val="20"/>
+                <w:sz w:val="19"/>
               </w:rPr>
               <w:t>3.  What would we do if this happened on a Friday afternoon?</w:t>
             </w:r>
@@ -1404,16 +1437,17 @@
     </w:tbl>
     <w:p>
       <w:pPr>
-        <w:spacing w:after="80"/>
+        <w:spacing w:after="100" w:before="0" w:line="240" w:lineRule="auto"/>
       </w:pPr>
-    </w:p>
-    <w:p>
       <w:r>
-        <w:br w:type="page"/>
+        <w:rPr>
+          <w:sz w:val="2"/>
+        </w:rPr>
       </w:r>
     </w:p>
     <w:p>
       <w:pPr>
+        <w:pageBreakBefore/>
         <w:spacing w:after="40" w:before="0"/>
       </w:pPr>
       <w:r>
@@ -1474,7 +1508,7 @@
           <w:b w:val="0"/>
           <w:i w:val="0"/>
           <w:color w:val="22333B"/>
-          <w:sz w:val="21"/>
+          <w:sz w:val="20"/>
         </w:rPr>
         <w:t>Three forces are now true at once, for the same product, across a service life measured in years: the device became connected; the software became the device; and the adversary acquired economic motive. None is new alone. The combination is.</w:t>
       </w:r>
@@ -1482,7 +1516,7 @@
     <w:p>
       <w:pPr>
         <w:keepNext/>
-        <w:spacing w:after="40" w:before="180"/>
+        <w:spacing w:after="40" w:before="140"/>
       </w:pPr>
       <w:r>
         <w:rPr>
@@ -1519,7 +1553,6 @@
       <w:tr>
         <w:trPr>
           <w:cantSplit/>
-          <w:tblHeader/>
         </w:trPr>
         <w:tc>
           <w:tcPr>
@@ -1932,7 +1965,7 @@
     <w:p>
       <w:pPr>
         <w:keepNext/>
-        <w:spacing w:after="40" w:before="180"/>
+        <w:spacing w:after="40" w:before="140"/>
       </w:pPr>
       <w:r>
         <w:rPr>
@@ -1959,22 +1992,21 @@
           <w:insideV w:val="single" w:sz="6" w:space="0" w:color="D7E2E5"/>
         </w:tblBorders>
         <w:tblLayout w:type="fixed"/>
-        <w:tblW w:w="9792" w:type="dxa"/>
+        <w:tblW w:w="9791" w:type="dxa"/>
       </w:tblPr>
       <w:tblGrid>
-        <w:gridCol w:w="1224"/>
+        <w:gridCol w:w="1440"/>
+        <w:gridCol w:w="2592"/>
+        <w:gridCol w:w="3096"/>
         <w:gridCol w:w="2664"/>
-        <w:gridCol w:w="3168"/>
-        <w:gridCol w:w="2736"/>
       </w:tblGrid>
       <w:tr>
         <w:trPr>
           <w:cantSplit/>
-          <w:tblHeader/>
         </w:trPr>
         <w:tc>
           <w:tcPr>
-            <w:tcW w:type="dxa" w:w="1224"/>
+            <w:tcW w:type="dxa" w:w="1440"/>
             <w:shd w:val="clear" w:color="auto" w:fill="1B3A4B"/>
           </w:tcPr>
           <w:p>
@@ -1995,7 +2027,7 @@
         </w:tc>
         <w:tc>
           <w:tcPr>
-            <w:tcW w:type="dxa" w:w="2664"/>
+            <w:tcW w:type="dxa" w:w="2592"/>
             <w:shd w:val="clear" w:color="auto" w:fill="1B3A4B"/>
           </w:tcPr>
           <w:p>
@@ -2017,7 +2049,7 @@
         </w:tc>
         <w:tc>
           <w:tcPr>
-            <w:tcW w:type="dxa" w:w="3168"/>
+            <w:tcW w:type="dxa" w:w="3096"/>
             <w:shd w:val="clear" w:color="auto" w:fill="1B3A4B"/>
           </w:tcPr>
           <w:p>
@@ -2039,7 +2071,7 @@
         </w:tc>
         <w:tc>
           <w:tcPr>
-            <w:tcW w:type="dxa" w:w="2736"/>
+            <w:tcW w:type="dxa" w:w="2664"/>
             <w:shd w:val="clear" w:color="auto" w:fill="1B3A4B"/>
           </w:tcPr>
           <w:p>
@@ -2066,7 +2098,7 @@
         </w:trPr>
         <w:tc>
           <w:tcPr>
-            <w:tcW w:type="dxa" w:w="1224"/>
+            <w:tcW w:type="dxa" w:w="1440"/>
           </w:tcPr>
           <w:p>
             <w:pPr>
@@ -2087,7 +2119,7 @@
         </w:tc>
         <w:tc>
           <w:tcPr>
-            <w:tcW w:type="dxa" w:w="2664"/>
+            <w:tcW w:type="dxa" w:w="2592"/>
           </w:tcPr>
           <w:p>
             <w:pPr>
@@ -2108,7 +2140,7 @@
         </w:tc>
         <w:tc>
           <w:tcPr>
-            <w:tcW w:type="dxa" w:w="3168"/>
+            <w:tcW w:type="dxa" w:w="3096"/>
           </w:tcPr>
           <w:p>
             <w:pPr>
@@ -2129,7 +2161,7 @@
         </w:tc>
         <w:tc>
           <w:tcPr>
-            <w:tcW w:type="dxa" w:w="2736"/>
+            <w:tcW w:type="dxa" w:w="2664"/>
           </w:tcPr>
           <w:p>
             <w:pPr>
@@ -2155,7 +2187,7 @@
         </w:trPr>
         <w:tc>
           <w:tcPr>
-            <w:tcW w:type="dxa" w:w="1224"/>
+            <w:tcW w:type="dxa" w:w="1440"/>
           </w:tcPr>
           <w:p>
             <w:pPr>
@@ -2176,7 +2208,7 @@
         </w:tc>
         <w:tc>
           <w:tcPr>
-            <w:tcW w:type="dxa" w:w="2664"/>
+            <w:tcW w:type="dxa" w:w="2592"/>
           </w:tcPr>
           <w:p>
             <w:pPr>
@@ -2197,7 +2229,7 @@
         </w:tc>
         <w:tc>
           <w:tcPr>
-            <w:tcW w:type="dxa" w:w="3168"/>
+            <w:tcW w:type="dxa" w:w="3096"/>
           </w:tcPr>
           <w:p>
             <w:pPr>
@@ -2218,7 +2250,7 @@
         </w:tc>
         <w:tc>
           <w:tcPr>
-            <w:tcW w:type="dxa" w:w="2736"/>
+            <w:tcW w:type="dxa" w:w="2664"/>
           </w:tcPr>
           <w:p>
             <w:pPr>
@@ -2244,7 +2276,7 @@
         </w:trPr>
         <w:tc>
           <w:tcPr>
-            <w:tcW w:type="dxa" w:w="1224"/>
+            <w:tcW w:type="dxa" w:w="1440"/>
           </w:tcPr>
           <w:p>
             <w:pPr>
@@ -2265,7 +2297,7 @@
         </w:tc>
         <w:tc>
           <w:tcPr>
-            <w:tcW w:type="dxa" w:w="2664"/>
+            <w:tcW w:type="dxa" w:w="2592"/>
           </w:tcPr>
           <w:p>
             <w:pPr>
@@ -2286,7 +2318,7 @@
         </w:tc>
         <w:tc>
           <w:tcPr>
-            <w:tcW w:type="dxa" w:w="3168"/>
+            <w:tcW w:type="dxa" w:w="3096"/>
           </w:tcPr>
           <w:p>
             <w:pPr>
@@ -2307,7 +2339,7 @@
         </w:tc>
         <w:tc>
           <w:tcPr>
-            <w:tcW w:type="dxa" w:w="2736"/>
+            <w:tcW w:type="dxa" w:w="2664"/>
           </w:tcPr>
           <w:p>
             <w:pPr>
@@ -2367,7 +2399,7 @@
                 <w:rFonts w:ascii="Calibri" w:hAnsi="Calibri"/>
                 <w:b/>
                 <w:color w:val="0E7C7B"/>
-                <w:sz w:val="21"/>
+                <w:sz w:val="20"/>
               </w:rPr>
               <w:t>The bridge you must not leave unbuilt</w:t>
             </w:r>
@@ -2380,7 +2412,7 @@
               <w:rPr>
                 <w:rFonts w:ascii="Calibri" w:hAnsi="Calibri"/>
                 <w:color w:val="22333B"/>
-                <w:sz w:val="20"/>
+                <w:sz w:val="19"/>
               </w:rPr>
               <w:t>Security risk and safety risk use different methods and cannot be merged into one matrix. But when a security analysis identifies an exploit path that could lead to patient harm, that harm becomes a hazardous situation in your ISO 14971 risk management file. Two processes; one interface point. Threat models that never reach the risk file are an auditable gap.</w:t>
             </w:r>
@@ -2390,8 +2422,13 @@
     </w:tbl>
     <w:p>
       <w:pPr>
-        <w:spacing w:after="80"/>
+        <w:spacing w:after="100" w:before="0" w:line="240" w:lineRule="auto"/>
       </w:pPr>
+      <w:r>
+        <w:rPr>
+          <w:sz w:val="2"/>
+        </w:rPr>
+      </w:r>
     </w:p>
     <w:p>
       <w:pPr>
@@ -2477,16 +2514,17 @@
     </w:tbl>
     <w:p>
       <w:pPr>
-        <w:spacing w:after="40"/>
+        <w:spacing w:after="80" w:before="0" w:line="240" w:lineRule="auto"/>
       </w:pPr>
-    </w:p>
-    <w:p>
       <w:r>
-        <w:br w:type="page"/>
+        <w:rPr>
+          <w:sz w:val="2"/>
+        </w:rPr>
       </w:r>
     </w:p>
     <w:p>
       <w:pPr>
+        <w:pageBreakBefore/>
         <w:spacing w:after="40" w:before="0"/>
       </w:pPr>
       <w:r>
@@ -2562,7 +2600,6 @@
       <w:tr>
         <w:trPr>
           <w:cantSplit/>
-          <w:tblHeader/>
         </w:trPr>
         <w:tc>
           <w:tcPr>
@@ -2846,7 +2883,7 @@
           <w:b w:val="0"/>
           <w:i/>
           <w:color w:val="1B3A4B"/>
-          <w:sz w:val="21"/>
+          <w:sz w:val="20"/>
         </w:rPr>
         <w:t>A test suite with 100% pass and 100% coverage verifies a great deal and validates nothing, if the requirements it traces to were wrong.</w:t>
       </w:r>
@@ -2854,7 +2891,7 @@
     <w:p>
       <w:pPr>
         <w:keepNext/>
-        <w:spacing w:after="40" w:before="180"/>
+        <w:spacing w:after="40" w:before="140"/>
       </w:pPr>
       <w:r>
         <w:rPr>
@@ -2869,7 +2906,7 @@
     <w:p>
       <w:pPr>
         <w:pStyle w:val="ListBullet"/>
-        <w:spacing w:after="60" w:line="254" w:lineRule="auto"/>
+        <w:spacing w:after="50" w:line="254" w:lineRule="auto"/>
         <w:ind w:left="576"/>
       </w:pPr>
       <w:r>
@@ -2877,7 +2914,7 @@
           <w:rFonts w:ascii="Calibri" w:hAnsi="Calibri"/>
           <w:b/>
           <w:color w:val="1B3A4B"/>
-          <w:sz w:val="21"/>
+          <w:sz w:val="20"/>
         </w:rPr>
         <w:t xml:space="preserve">Device software: </w:t>
       </w:r>
@@ -2885,7 +2922,7 @@
         <w:rPr>
           <w:rFonts w:ascii="Calibri" w:hAnsi="Calibri"/>
           <w:color w:val="22333B"/>
-          <w:sz w:val="21"/>
+          <w:sz w:val="20"/>
         </w:rPr>
         <w:t>the software you ship — SaMD, firmware, companion apps, and the cloud services the device depends on to perform its medical function. Design controls and IEC 62304 apply.</w:t>
       </w:r>
@@ -2893,7 +2930,7 @@
     <w:p>
       <w:pPr>
         <w:pStyle w:val="ListBullet"/>
-        <w:spacing w:after="60" w:line="254" w:lineRule="auto"/>
+        <w:spacing w:after="50" w:line="254" w:lineRule="auto"/>
         <w:ind w:left="576"/>
       </w:pPr>
       <w:r>
@@ -2901,7 +2938,7 @@
           <w:rFonts w:ascii="Calibri" w:hAnsi="Calibri"/>
           <w:b/>
           <w:color w:val="1B3A4B"/>
-          <w:sz w:val="21"/>
+          <w:sz w:val="20"/>
         </w:rPr>
         <w:t xml:space="preserve">Production and quality management system software: </w:t>
       </w:r>
@@ -2909,7 +2946,7 @@
         <w:rPr>
           <w:rFonts w:ascii="Calibri" w:hAnsi="Calibri"/>
           <w:color w:val="22333B"/>
-          <w:sz w:val="21"/>
+          <w:sz w:val="20"/>
         </w:rPr>
         <w:t>MES, test rigs, eQMS, calibration tools, spreadsheets used for release decisions. Validated for intended use; FDA's 2025 Computer Software Assurance guidance applies here.</w:t>
       </w:r>
@@ -2917,7 +2954,7 @@
     <w:p>
       <w:pPr>
         <w:pStyle w:val="ListBullet"/>
-        <w:spacing w:after="60" w:line="254" w:lineRule="auto"/>
+        <w:spacing w:after="50" w:line="254" w:lineRule="auto"/>
         <w:ind w:left="576"/>
       </w:pPr>
       <w:r>
@@ -2925,7 +2962,7 @@
           <w:rFonts w:ascii="Calibri" w:hAnsi="Calibri"/>
           <w:b/>
           <w:color w:val="1B3A4B"/>
-          <w:sz w:val="21"/>
+          <w:sz w:val="20"/>
         </w:rPr>
         <w:t xml:space="preserve">Infrastructure and tooling: </w:t>
       </w:r>
@@ -2933,7 +2970,7 @@
         <w:rPr>
           <w:rFonts w:ascii="Calibri" w:hAnsi="Calibri"/>
           <w:color w:val="22333B"/>
-          <w:sz w:val="21"/>
+          <w:sz w:val="20"/>
         </w:rPr>
         <w:t>compilers, build pipelines, source control, containers, hosting. Controlled proportionately to what the tool can silently break.</w:t>
       </w:r>
@@ -2941,7 +2978,7 @@
     <w:p>
       <w:pPr>
         <w:keepNext/>
-        <w:spacing w:after="40" w:before="180"/>
+        <w:spacing w:after="40" w:before="140"/>
       </w:pPr>
       <w:r>
         <w:rPr>
@@ -2978,7 +3015,6 @@
       <w:tr>
         <w:trPr>
           <w:cantSplit/>
-          <w:tblHeader/>
         </w:trPr>
         <w:tc>
           <w:tcPr>
@@ -3291,7 +3327,7 @@
                 <w:rFonts w:ascii="Calibri" w:hAnsi="Calibri"/>
                 <w:b/>
                 <w:color w:val="C77C1E"/>
-                <w:sz w:val="21"/>
+                <w:sz w:val="20"/>
               </w:rPr>
               <w:t>Two traps worth naming</w:t>
             </w:r>
@@ -3304,9 +3340,9 @@
               <w:rPr>
                 <w:rFonts w:ascii="Calibri" w:hAnsi="Calibri"/>
                 <w:color w:val="22333B"/>
-                <w:sz w:val="20"/>
-              </w:rPr>
-              <w:t>Classify BEFORE risk controls. Assign the class on what the software could contribute to absent external risk control measures. Crediting your own mitigations to argue a lower class is circular reasoning, and it is exactly what an auditor probes.</w:t>
+                <w:sz w:val="19"/>
+              </w:rPr>
+              <w:t>Classify BEFORE risk controls, on what the software could contribute to absent external risk control measures. Crediting your own mitigations to argue a lower class is circular — and it is exactly what an auditor probes.</w:t>
             </w:r>
           </w:p>
           <w:p>
@@ -3317,9 +3353,9 @@
               <w:rPr>
                 <w:rFonts w:ascii="Calibri" w:hAnsi="Calibri"/>
                 <w:color w:val="22333B"/>
-                <w:sz w:val="20"/>
-              </w:rPr>
-              <w:t>Segregation must be real. You may apply lower-class processes to lower-class software items only where the architecture genuinely prevents interference. Separate modules in one binary sharing memory is not segregation. If the claim fails, everything you scoped down is under-documented.</w:t>
+                <w:sz w:val="19"/>
+              </w:rPr>
+              <w:t>Segregation must be real. Lower-class processes for lower-class items are legitimate only where the architecture genuinely prevents interference. Separate modules in one binary sharing memory is not segregation, and if the claim fails everything you scoped down is under-documented.</w:t>
             </w:r>
           </w:p>
         </w:tc>
@@ -3327,13 +3363,18 @@
     </w:tbl>
     <w:p>
       <w:pPr>
-        <w:spacing w:after="80"/>
+        <w:spacing w:after="100" w:before="0" w:line="240" w:lineRule="auto"/>
       </w:pPr>
+      <w:r>
+        <w:rPr>
+          <w:sz w:val="2"/>
+        </w:rPr>
+      </w:r>
     </w:p>
     <w:p>
       <w:pPr>
         <w:keepNext/>
-        <w:spacing w:after="40" w:before="180"/>
+        <w:spacing w:after="40" w:before="140"/>
       </w:pPr>
       <w:r>
         <w:rPr>
@@ -3347,7 +3388,7 @@
     </w:p>
     <w:p>
       <w:pPr>
-        <w:spacing w:after="120"/>
+        <w:spacing w:after="100"/>
       </w:pPr>
       <w:r>
         <w:rPr>
@@ -3355,7 +3396,7 @@
           <w:b w:val="0"/>
           <w:i/>
           <w:color w:val="1B3A4B"/>
-          <w:sz w:val="21"/>
+          <w:sz w:val="20"/>
         </w:rPr>
         <w:t>Test: could two competent engineers, working independently from this requirement, build things that both pass and behave differently in a clinical setting? If yes, it is not a requirement yet.</w:t>
       </w:r>
@@ -3384,7 +3425,6 @@
       <w:tr>
         <w:trPr>
           <w:cantSplit/>
-          <w:tblHeader/>
         </w:trPr>
         <w:tc>
           <w:tcPr>
@@ -3532,98 +3572,7 @@
     </w:tbl>
     <w:p>
       <w:pPr>
-        <w:keepNext/>
-        <w:spacing w:after="60"/>
-      </w:pPr>
-      <w:r>
-        <w:rPr>
-          <w:rFonts w:ascii="Calibri" w:hAnsi="Calibri"/>
-          <w:b w:val="0"/>
-          <w:i/>
-          <w:color w:val="4E626D"/>
-          <w:sz w:val="18"/>
-        </w:rPr>
-        <w:t>Notes:</w:t>
-      </w:r>
-    </w:p>
-    <w:tbl>
-      <w:tblPr>
-        <w:tblW w:type="auto" w:w="0"/>
-        <w:tblLayout w:type="fixed"/>
-        <w:tblLook w:firstColumn="1" w:firstRow="1" w:lastColumn="0" w:lastRow="0" w:noHBand="0" w:noVBand="1" w:val="04A0"/>
-        <w:tblBorders>
-          <w:top w:val="none"/>
-          <w:left w:val="none"/>
-          <w:right w:val="none"/>
-          <w:insideV w:val="none"/>
-          <w:bottom w:val="single" w:sz="4" w:space="0" w:color="C8D6DA"/>
-          <w:insideH w:val="single" w:sz="4" w:space="0" w:color="C8D6DA"/>
-        </w:tblBorders>
-      </w:tblPr>
-      <w:tblGrid>
-        <w:gridCol w:w="9792"/>
-      </w:tblGrid>
-      <w:tr>
-        <w:trPr>
-          <w:cantSplit/>
-        </w:trPr>
-        <w:tc>
-          <w:tcPr>
-            <w:tcW w:type="dxa" w:w="9792"/>
-          </w:tcPr>
-          <w:p>
-            <w:pPr>
-              <w:spacing w:after="180" w:before="180"/>
-            </w:pPr>
-            <w:r/>
-          </w:p>
-        </w:tc>
-      </w:tr>
-      <w:tr>
-        <w:trPr>
-          <w:cantSplit/>
-        </w:trPr>
-        <w:tc>
-          <w:tcPr>
-            <w:tcW w:type="dxa" w:w="9792"/>
-          </w:tcPr>
-          <w:p>
-            <w:pPr>
-              <w:spacing w:after="180" w:before="180"/>
-            </w:pPr>
-            <w:r/>
-          </w:p>
-        </w:tc>
-      </w:tr>
-      <w:tr>
-        <w:trPr>
-          <w:cantSplit/>
-        </w:trPr>
-        <w:tc>
-          <w:tcPr>
-            <w:tcW w:type="dxa" w:w="9792"/>
-          </w:tcPr>
-          <w:p>
-            <w:pPr>
-              <w:spacing w:after="180" w:before="180"/>
-            </w:pPr>
-            <w:r/>
-          </w:p>
-        </w:tc>
-      </w:tr>
-    </w:tbl>
-    <w:p>
-      <w:pPr>
-        <w:spacing w:after="40"/>
-      </w:pPr>
-    </w:p>
-    <w:p>
-      <w:r>
-        <w:br w:type="page"/>
-      </w:r>
-    </w:p>
-    <w:p>
-      <w:pPr>
+        <w:pageBreakBefore/>
         <w:spacing w:after="40" w:before="0"/>
       </w:pPr>
       <w:r>
@@ -3698,7 +3647,7 @@
                 <w:rFonts w:ascii="Calibri" w:hAnsi="Calibri"/>
                 <w:b/>
                 <w:color w:val="1B3A4B"/>
-                <w:sz w:val="21"/>
+                <w:sz w:val="20"/>
               </w:rPr>
               <w:t>The product</w:t>
             </w:r>
@@ -3711,7 +3660,7 @@
               <w:rPr>
                 <w:rFonts w:ascii="Calibri" w:hAnsi="Calibri"/>
                 <w:color w:val="22333B"/>
-                <w:sz w:val="20"/>
+                <w:sz w:val="19"/>
               </w:rPr>
               <w:t>A remote cardiac monitoring system, intended for ambulatory patients following a cardiac event.</w:t>
             </w:r>
@@ -3724,7 +3673,7 @@
               <w:rPr>
                 <w:rFonts w:ascii="Calibri" w:hAnsi="Calibri"/>
                 <w:color w:val="22333B"/>
-                <w:sz w:val="20"/>
+                <w:sz w:val="19"/>
               </w:rPr>
               <w:t>·  An adhesive wearable patch records single-lead ECG continuously for up to 14 days.</w:t>
             </w:r>
@@ -3737,7 +3686,7 @@
               <w:rPr>
                 <w:rFonts w:ascii="Calibri" w:hAnsi="Calibri"/>
                 <w:color w:val="22333B"/>
-                <w:sz w:val="20"/>
+                <w:sz w:val="19"/>
               </w:rPr>
               <w:t>·  The patch streams over Bluetooth Low Energy to a patient smartphone app, which forwards data to the manufacturer's cloud.</w:t>
             </w:r>
@@ -3750,7 +3699,7 @@
               <w:rPr>
                 <w:rFonts w:ascii="Calibri" w:hAnsi="Calibri"/>
                 <w:color w:val="22333B"/>
-                <w:sz w:val="20"/>
+                <w:sz w:val="19"/>
               </w:rPr>
               <w:t>·  A cloud service runs a machine-learning algorithm that detects and classifies arrhythmias, and flags events for review.</w:t>
             </w:r>
@@ -3763,7 +3712,7 @@
               <w:rPr>
                 <w:rFonts w:ascii="Calibri" w:hAnsi="Calibri"/>
                 <w:color w:val="22333B"/>
-                <w:sz w:val="20"/>
+                <w:sz w:val="19"/>
               </w:rPr>
               <w:t>·  A clinician web portal presents flagged events with the supporting ECG strip for confirmation and diagnosis.</w:t>
             </w:r>
@@ -3776,7 +3725,7 @@
               <w:rPr>
                 <w:rFonts w:ascii="Calibri" w:hAnsi="Calibri"/>
                 <w:color w:val="22333B"/>
-                <w:sz w:val="20"/>
+                <w:sz w:val="19"/>
               </w:rPr>
               <w:t>·  The portal also contains a scheduling and billing module.</w:t>
             </w:r>
@@ -3789,7 +3738,7 @@
               <w:rPr>
                 <w:rFonts w:ascii="Calibri" w:hAnsi="Calibri"/>
                 <w:color w:val="22333B"/>
-                <w:sz w:val="20"/>
+                <w:sz w:val="19"/>
               </w:rPr>
               <w:t>·  Patch firmware can be updated over the air via the app.</w:t>
             </w:r>
@@ -3799,8 +3748,13 @@
     </w:tbl>
     <w:p>
       <w:pPr>
-        <w:spacing w:after="80"/>
+        <w:spacing w:after="100" w:before="0" w:line="240" w:lineRule="auto"/>
       </w:pPr>
+      <w:r>
+        <w:rPr>
+          <w:sz w:val="2"/>
+        </w:rPr>
+      </w:r>
     </w:p>
     <w:p>
       <w:pPr>
@@ -3857,7 +3811,6 @@
       <w:tr>
         <w:trPr>
           <w:cantSplit/>
-          <w:tblHeader/>
         </w:trPr>
         <w:tc>
           <w:tcPr>
@@ -4121,141 +4074,11 @@
           </w:p>
         </w:tc>
       </w:tr>
-      <w:tr>
-        <w:trPr>
-          <w:cantSplit/>
-        </w:trPr>
-        <w:tc>
-          <w:tcPr>
-            <w:tcW w:type="dxa" w:w="3168"/>
-          </w:tcPr>
-          <w:p>
-            <w:pPr>
-              <w:spacing w:after="40" w:before="40"/>
-            </w:pPr>
-            <w:r/>
-            <w:r>
-              <w:rPr>
-                <w:rFonts w:ascii="Calibri" w:hAnsi="Calibri"/>
-                <w:b w:val="0"/>
-                <w:i w:val="0"/>
-                <w:color w:val="22333B"/>
-                <w:sz w:val="19"/>
-              </w:rPr>
-            </w:r>
-          </w:p>
-        </w:tc>
-        <w:tc>
-          <w:tcPr>
-            <w:tcW w:type="dxa" w:w="2592"/>
-          </w:tcPr>
-          <w:p>
-            <w:pPr>
-              <w:spacing w:after="40" w:before="40"/>
-            </w:pPr>
-            <w:r/>
-            <w:r>
-              <w:rPr>
-                <w:rFonts w:ascii="Calibri" w:hAnsi="Calibri"/>
-                <w:b w:val="0"/>
-                <w:i w:val="0"/>
-                <w:color w:val="22333B"/>
-                <w:sz w:val="19"/>
-              </w:rPr>
-            </w:r>
-          </w:p>
-        </w:tc>
-        <w:tc>
-          <w:tcPr>
-            <w:tcW w:type="dxa" w:w="4032"/>
-          </w:tcPr>
-          <w:p>
-            <w:pPr>
-              <w:spacing w:after="40" w:before="40"/>
-            </w:pPr>
-            <w:r/>
-            <w:r>
-              <w:rPr>
-                <w:rFonts w:ascii="Calibri" w:hAnsi="Calibri"/>
-                <w:b w:val="0"/>
-                <w:i w:val="0"/>
-                <w:color w:val="22333B"/>
-                <w:sz w:val="19"/>
-              </w:rPr>
-            </w:r>
-          </w:p>
-        </w:tc>
-      </w:tr>
-      <w:tr>
-        <w:trPr>
-          <w:cantSplit/>
-        </w:trPr>
-        <w:tc>
-          <w:tcPr>
-            <w:tcW w:type="dxa" w:w="3168"/>
-          </w:tcPr>
-          <w:p>
-            <w:pPr>
-              <w:spacing w:after="40" w:before="40"/>
-            </w:pPr>
-            <w:r/>
-            <w:r>
-              <w:rPr>
-                <w:rFonts w:ascii="Calibri" w:hAnsi="Calibri"/>
-                <w:b w:val="0"/>
-                <w:i w:val="0"/>
-                <w:color w:val="22333B"/>
-                <w:sz w:val="19"/>
-              </w:rPr>
-            </w:r>
-          </w:p>
-        </w:tc>
-        <w:tc>
-          <w:tcPr>
-            <w:tcW w:type="dxa" w:w="2592"/>
-          </w:tcPr>
-          <w:p>
-            <w:pPr>
-              <w:spacing w:after="40" w:before="40"/>
-            </w:pPr>
-            <w:r/>
-            <w:r>
-              <w:rPr>
-                <w:rFonts w:ascii="Calibri" w:hAnsi="Calibri"/>
-                <w:b w:val="0"/>
-                <w:i w:val="0"/>
-                <w:color w:val="22333B"/>
-                <w:sz w:val="19"/>
-              </w:rPr>
-            </w:r>
-          </w:p>
-        </w:tc>
-        <w:tc>
-          <w:tcPr>
-            <w:tcW w:type="dxa" w:w="4032"/>
-          </w:tcPr>
-          <w:p>
-            <w:pPr>
-              <w:spacing w:after="40" w:before="40"/>
-            </w:pPr>
-            <w:r/>
-            <w:r>
-              <w:rPr>
-                <w:rFonts w:ascii="Calibri" w:hAnsi="Calibri"/>
-                <w:b w:val="0"/>
-                <w:i w:val="0"/>
-                <w:color w:val="22333B"/>
-                <w:sz w:val="19"/>
-              </w:rPr>
-            </w:r>
-          </w:p>
-        </w:tc>
-      </w:tr>
     </w:tbl>
     <w:p>
       <w:pPr>
         <w:keepNext/>
-        <w:spacing w:after="40" w:before="180"/>
+        <w:spacing w:after="40" w:before="140"/>
       </w:pPr>
       <w:r>
         <w:rPr>
@@ -4307,7 +4130,6 @@
       <w:tr>
         <w:trPr>
           <w:cantSplit/>
-          <w:tblHeader/>
         </w:trPr>
         <w:tc>
           <w:tcPr>
@@ -4571,76 +4393,11 @@
           </w:p>
         </w:tc>
       </w:tr>
-      <w:tr>
-        <w:trPr>
-          <w:cantSplit/>
-        </w:trPr>
-        <w:tc>
-          <w:tcPr>
-            <w:tcW w:type="dxa" w:w="3168"/>
-          </w:tcPr>
-          <w:p>
-            <w:pPr>
-              <w:spacing w:after="40" w:before="40"/>
-            </w:pPr>
-            <w:r/>
-            <w:r>
-              <w:rPr>
-                <w:rFonts w:ascii="Calibri" w:hAnsi="Calibri"/>
-                <w:b w:val="0"/>
-                <w:i w:val="0"/>
-                <w:color w:val="22333B"/>
-                <w:sz w:val="19"/>
-              </w:rPr>
-            </w:r>
-          </w:p>
-        </w:tc>
-        <w:tc>
-          <w:tcPr>
-            <w:tcW w:type="dxa" w:w="1152"/>
-          </w:tcPr>
-          <w:p>
-            <w:pPr>
-              <w:spacing w:after="40" w:before="40"/>
-            </w:pPr>
-            <w:r/>
-            <w:r>
-              <w:rPr>
-                <w:rFonts w:ascii="Calibri" w:hAnsi="Calibri"/>
-                <w:b w:val="0"/>
-                <w:i w:val="0"/>
-                <w:color w:val="22333B"/>
-                <w:sz w:val="19"/>
-              </w:rPr>
-            </w:r>
-          </w:p>
-        </w:tc>
-        <w:tc>
-          <w:tcPr>
-            <w:tcW w:type="dxa" w:w="5472"/>
-          </w:tcPr>
-          <w:p>
-            <w:pPr>
-              <w:spacing w:after="40" w:before="40"/>
-            </w:pPr>
-            <w:r/>
-            <w:r>
-              <w:rPr>
-                <w:rFonts w:ascii="Calibri" w:hAnsi="Calibri"/>
-                <w:b w:val="0"/>
-                <w:i w:val="0"/>
-                <w:color w:val="22333B"/>
-                <w:sz w:val="19"/>
-              </w:rPr>
-            </w:r>
-          </w:p>
-        </w:tc>
-      </w:tr>
     </w:tbl>
     <w:p>
       <w:pPr>
         <w:keepNext/>
-        <w:spacing w:after="40" w:before="180"/>
+        <w:spacing w:after="40" w:before="140"/>
       </w:pPr>
       <w:r>
         <w:rPr>
@@ -4700,32 +4457,21 @@
           </w:p>
         </w:tc>
       </w:tr>
-      <w:tr>
-        <w:trPr>
-          <w:cantSplit/>
-        </w:trPr>
-        <w:tc>
-          <w:tcPr>
-            <w:tcW w:type="dxa" w:w="9792"/>
-          </w:tcPr>
-          <w:p>
-            <w:pPr>
-              <w:spacing w:after="180" w:before="180"/>
-            </w:pPr>
-            <w:r/>
-          </w:p>
-        </w:tc>
-      </w:tr>
     </w:tbl>
     <w:p>
       <w:pPr>
-        <w:spacing w:after="40"/>
+        <w:spacing w:after="80" w:before="0" w:line="240" w:lineRule="auto"/>
       </w:pPr>
+      <w:r>
+        <w:rPr>
+          <w:sz w:val="2"/>
+        </w:rPr>
+      </w:r>
     </w:p>
     <w:p>
       <w:pPr>
         <w:keepNext/>
-        <w:spacing w:after="40" w:before="180"/>
+        <w:spacing w:after="40" w:before="140"/>
       </w:pPr>
       <w:r>
         <w:rPr>
@@ -4770,32 +4516,21 @@
           </w:p>
         </w:tc>
       </w:tr>
-      <w:tr>
-        <w:trPr>
-          <w:cantSplit/>
-        </w:trPr>
-        <w:tc>
-          <w:tcPr>
-            <w:tcW w:type="dxa" w:w="9792"/>
-          </w:tcPr>
-          <w:p>
-            <w:pPr>
-              <w:spacing w:after="180" w:before="180"/>
-            </w:pPr>
-            <w:r/>
-          </w:p>
-        </w:tc>
-      </w:tr>
     </w:tbl>
     <w:p>
       <w:pPr>
-        <w:spacing w:after="40"/>
+        <w:spacing w:after="80" w:before="0" w:line="240" w:lineRule="auto"/>
       </w:pPr>
+      <w:r>
+        <w:rPr>
+          <w:sz w:val="2"/>
+        </w:rPr>
+      </w:r>
     </w:p>
     <w:p>
       <w:pPr>
         <w:keepNext/>
-        <w:spacing w:after="40" w:before="180"/>
+        <w:spacing w:after="40" w:before="140"/>
       </w:pPr>
       <w:r>
         <w:rPr>
@@ -4840,51 +4575,20 @@
           </w:p>
         </w:tc>
       </w:tr>
-      <w:tr>
-        <w:trPr>
-          <w:cantSplit/>
-        </w:trPr>
-        <w:tc>
-          <w:tcPr>
-            <w:tcW w:type="dxa" w:w="9792"/>
-          </w:tcPr>
-          <w:p>
-            <w:pPr>
-              <w:spacing w:after="180" w:before="180"/>
-            </w:pPr>
-            <w:r/>
-          </w:p>
-        </w:tc>
-      </w:tr>
-      <w:tr>
-        <w:trPr>
-          <w:cantSplit/>
-        </w:trPr>
-        <w:tc>
-          <w:tcPr>
-            <w:tcW w:type="dxa" w:w="9792"/>
-          </w:tcPr>
-          <w:p>
-            <w:pPr>
-              <w:spacing w:after="180" w:before="180"/>
-            </w:pPr>
-            <w:r/>
-          </w:p>
-        </w:tc>
-      </w:tr>
     </w:tbl>
     <w:p>
       <w:pPr>
-        <w:spacing w:after="40"/>
+        <w:spacing w:after="80" w:before="0" w:line="240" w:lineRule="auto"/>
       </w:pPr>
-    </w:p>
-    <w:p>
       <w:r>
-        <w:br w:type="page"/>
+        <w:rPr>
+          <w:sz w:val="2"/>
+        </w:rPr>
       </w:r>
     </w:p>
     <w:p>
       <w:pPr>
+        <w:pageBreakBefore/>
         <w:spacing w:after="40" w:before="0"/>
       </w:pPr>
       <w:r>
@@ -4937,7 +4641,7 @@
     </w:p>
     <w:p>
       <w:pPr>
-        <w:spacing w:after="120"/>
+        <w:spacing w:after="100"/>
       </w:pPr>
       <w:r>
         <w:rPr>
@@ -4952,7 +4656,7 @@
     </w:p>
     <w:p>
       <w:pPr>
-        <w:spacing w:after="60" w:line="254" w:lineRule="auto"/>
+        <w:spacing w:after="50" w:line="254" w:lineRule="auto"/>
         <w:ind w:left="792" w:hanging="432"/>
       </w:pPr>
       <w:r>
@@ -4960,7 +4664,7 @@
           <w:rFonts w:ascii="Calibri" w:hAnsi="Calibri"/>
           <w:b/>
           <w:color w:val="0E7C7B"/>
-          <w:sz w:val="21"/>
+          <w:sz w:val="20"/>
         </w:rPr>
         <w:t xml:space="preserve">1.  </w:t>
       </w:r>
@@ -4968,14 +4672,14 @@
         <w:rPr>
           <w:rFonts w:ascii="Calibri" w:hAnsi="Calibri"/>
           <w:color w:val="22333B"/>
-          <w:sz w:val="21"/>
+          <w:sz w:val="20"/>
         </w:rPr>
         <w:t>Have a plan to monitor, identify and address postmarket vulnerabilities and exploits, including a coordinated vulnerability disclosure process.</w:t>
       </w:r>
     </w:p>
     <w:p>
       <w:pPr>
-        <w:spacing w:after="60" w:line="254" w:lineRule="auto"/>
+        <w:spacing w:after="50" w:line="254" w:lineRule="auto"/>
         <w:ind w:left="792" w:hanging="432"/>
       </w:pPr>
       <w:r>
@@ -4983,7 +4687,7 @@
           <w:rFonts w:ascii="Calibri" w:hAnsi="Calibri"/>
           <w:b/>
           <w:color w:val="0E7C7B"/>
-          <w:sz w:val="21"/>
+          <w:sz w:val="20"/>
         </w:rPr>
         <w:t xml:space="preserve">2.  </w:t>
       </w:r>
@@ -4991,14 +4695,14 @@
         <w:rPr>
           <w:rFonts w:ascii="Calibri" w:hAnsi="Calibri"/>
           <w:color w:val="22333B"/>
-          <w:sz w:val="21"/>
+          <w:sz w:val="20"/>
         </w:rPr>
         <w:t>Design, develop and maintain processes providing reasonable assurance the device and related systems are cybersecure, and make available postmarket updates and patches — on a reasonably justified regular cycle, and out-of-cycle for critical vulnerabilities.</w:t>
       </w:r>
     </w:p>
     <w:p>
       <w:pPr>
-        <w:spacing w:after="60" w:line="254" w:lineRule="auto"/>
+        <w:spacing w:after="50" w:line="254" w:lineRule="auto"/>
         <w:ind w:left="792" w:hanging="432"/>
       </w:pPr>
       <w:r>
@@ -5006,7 +4710,7 @@
           <w:rFonts w:ascii="Calibri" w:hAnsi="Calibri"/>
           <w:b/>
           <w:color w:val="0E7C7B"/>
-          <w:sz w:val="21"/>
+          <w:sz w:val="20"/>
         </w:rPr>
         <w:t xml:space="preserve">3.  </w:t>
       </w:r>
@@ -5014,14 +4718,14 @@
         <w:rPr>
           <w:rFonts w:ascii="Calibri" w:hAnsi="Calibri"/>
           <w:color w:val="22333B"/>
-          <w:sz w:val="21"/>
+          <w:sz w:val="20"/>
         </w:rPr>
         <w:t>Provide a software bill of materials covering commercial, open-source and off-the-shelf components.</w:t>
       </w:r>
     </w:p>
     <w:p>
       <w:pPr>
-        <w:spacing w:after="60" w:line="254" w:lineRule="auto"/>
+        <w:spacing w:after="50" w:line="254" w:lineRule="auto"/>
         <w:ind w:left="792" w:hanging="432"/>
       </w:pPr>
       <w:r>
@@ -5029,7 +4733,7 @@
           <w:rFonts w:ascii="Calibri" w:hAnsi="Calibri"/>
           <w:b/>
           <w:color w:val="0E7C7B"/>
-          <w:sz w:val="21"/>
+          <w:sz w:val="20"/>
         </w:rPr>
         <w:t xml:space="preserve">4.  </w:t>
       </w:r>
@@ -5037,7 +4741,7 @@
         <w:rPr>
           <w:rFonts w:ascii="Calibri" w:hAnsi="Calibri"/>
           <w:color w:val="22333B"/>
-          <w:sz w:val="21"/>
+          <w:sz w:val="20"/>
         </w:rPr>
         <w:t>Comply with such other requirements as FDA may establish by regulation.</w:t>
       </w:r>
@@ -5045,7 +4749,7 @@
     <w:p>
       <w:pPr>
         <w:keepNext/>
-        <w:spacing w:after="40" w:before="180"/>
+        <w:spacing w:after="40" w:before="140"/>
       </w:pPr>
       <w:r>
         <w:rPr>
@@ -5060,7 +4764,7 @@
     <w:p>
       <w:pPr>
         <w:pStyle w:val="ListBullet"/>
-        <w:spacing w:after="60" w:line="254" w:lineRule="auto"/>
+        <w:spacing w:after="50" w:line="254" w:lineRule="auto"/>
         <w:ind w:left="576"/>
       </w:pPr>
       <w:r>
@@ -5068,7 +4772,7 @@
           <w:rFonts w:ascii="Calibri" w:hAnsi="Calibri"/>
           <w:b/>
           <w:color w:val="1B3A4B"/>
-          <w:sz w:val="21"/>
+          <w:sz w:val="20"/>
         </w:rPr>
         <w:t xml:space="preserve">Security risk management: </w:t>
       </w:r>
@@ -5076,7 +4780,7 @@
         <w:rPr>
           <w:rFonts w:ascii="Calibri" w:hAnsi="Calibri"/>
           <w:color w:val="22333B"/>
-          <w:sz w:val="21"/>
+          <w:sz w:val="20"/>
         </w:rPr>
         <w:t>distinct from, but interfaced with, safety risk management. Assess exploitability, not probability.</w:t>
       </w:r>
@@ -5084,7 +4788,7 @@
     <w:p>
       <w:pPr>
         <w:pStyle w:val="ListBullet"/>
-        <w:spacing w:after="60" w:line="254" w:lineRule="auto"/>
+        <w:spacing w:after="50" w:line="254" w:lineRule="auto"/>
         <w:ind w:left="576"/>
       </w:pPr>
       <w:r>
@@ -5092,7 +4796,7 @@
           <w:rFonts w:ascii="Calibri" w:hAnsi="Calibri"/>
           <w:b/>
           <w:color w:val="1B3A4B"/>
-          <w:sz w:val="21"/>
+          <w:sz w:val="20"/>
         </w:rPr>
         <w:t xml:space="preserve">Security architecture: </w:t>
       </w:r>
@@ -5100,7 +4804,7 @@
         <w:rPr>
           <w:rFonts w:ascii="Calibri" w:hAnsi="Calibri"/>
           <w:color w:val="22333B"/>
-          <w:sz w:val="21"/>
+          <w:sz w:val="20"/>
         </w:rPr>
         <w:t>four views — global system; multi-patient harm; updateability and patchability; security use cases.</w:t>
       </w:r>
@@ -5108,7 +4812,7 @@
     <w:p>
       <w:pPr>
         <w:pStyle w:val="ListBullet"/>
-        <w:spacing w:after="60" w:line="254" w:lineRule="auto"/>
+        <w:spacing w:after="50" w:line="254" w:lineRule="auto"/>
         <w:ind w:left="576"/>
       </w:pPr>
       <w:r>
@@ -5116,7 +4820,7 @@
           <w:rFonts w:ascii="Calibri" w:hAnsi="Calibri"/>
           <w:b/>
           <w:color w:val="1B3A4B"/>
-          <w:sz w:val="21"/>
+          <w:sz w:val="20"/>
         </w:rPr>
         <w:t xml:space="preserve">Cybersecurity testing: </w:t>
       </w:r>
@@ -5124,7 +4828,7 @@
         <w:rPr>
           <w:rFonts w:ascii="Calibri" w:hAnsi="Calibri"/>
           <w:color w:val="22333B"/>
-          <w:sz w:val="21"/>
+          <w:sz w:val="20"/>
         </w:rPr>
         <w:t>four categories — security requirements testing; threat mitigation testing; vulnerability testing; penetration testing.</w:t>
       </w:r>
@@ -5132,7 +4836,7 @@
     <w:p>
       <w:pPr>
         <w:keepNext/>
-        <w:spacing w:after="40" w:before="180"/>
+        <w:spacing w:after="40" w:before="140"/>
       </w:pPr>
       <w:r>
         <w:rPr>
@@ -5169,7 +4873,6 @@
       <w:tr>
         <w:trPr>
           <w:cantSplit/>
-          <w:tblHeader/>
         </w:trPr>
         <w:tc>
           <w:tcPr>
@@ -5513,7 +5216,7 @@
     </w:tbl>
     <w:p>
       <w:pPr>
-        <w:spacing w:after="120"/>
+        <w:spacing w:after="100"/>
       </w:pPr>
       <w:r>
         <w:rPr>
@@ -5529,7 +5232,7 @@
     <w:p>
       <w:pPr>
         <w:keepNext/>
-        <w:spacing w:after="40" w:before="180"/>
+        <w:spacing w:after="40" w:before="140"/>
       </w:pPr>
       <w:r>
         <w:rPr>
@@ -5551,7 +5254,7 @@
           <w:b/>
           <w:i w:val="0"/>
           <w:color w:val="1B3A4B"/>
-          <w:sz w:val="21"/>
+          <w:sz w:val="20"/>
         </w:rPr>
         <w:t>Monitor  →  Triage  →  Assess  →  Decide  →  Act and communicate</w:t>
       </w:r>
@@ -5559,7 +5262,7 @@
     <w:p>
       <w:pPr>
         <w:pStyle w:val="ListBullet"/>
-        <w:spacing w:after="60" w:line="254" w:lineRule="auto"/>
+        <w:spacing w:after="50" w:line="254" w:lineRule="auto"/>
         <w:ind w:left="576"/>
       </w:pPr>
       <w:r>
@@ -5567,7 +5270,7 @@
           <w:rFonts w:ascii="Calibri" w:hAnsi="Calibri"/>
           <w:b/>
           <w:color w:val="1B3A4B"/>
-          <w:sz w:val="21"/>
+          <w:sz w:val="20"/>
         </w:rPr>
         <w:t xml:space="preserve">CVSS is an input, not an answer: </w:t>
       </w:r>
@@ -5575,7 +5278,7 @@
         <w:rPr>
           <w:rFonts w:ascii="Calibri" w:hAnsi="Calibri"/>
           <w:color w:val="22333B"/>
-          <w:sz w:val="21"/>
+          <w:sz w:val="20"/>
         </w:rPr>
         <w:t>a base score describes a vulnerability in the abstract. It knows nothing about your architecture, your compensating controls, or what happens clinically if the device stops. Use it to prioritise triage; assess clinical consequence separately.</w:t>
       </w:r>
@@ -5583,7 +5286,7 @@
     <w:p>
       <w:pPr>
         <w:pStyle w:val="ListBullet"/>
-        <w:spacing w:after="60" w:line="254" w:lineRule="auto"/>
+        <w:spacing w:after="50" w:line="254" w:lineRule="auto"/>
         <w:ind w:left="576"/>
       </w:pPr>
       <w:r>
@@ -5591,7 +5294,7 @@
           <w:rFonts w:ascii="Calibri" w:hAnsi="Calibri"/>
           <w:b/>
           <w:color w:val="1B3A4B"/>
-          <w:sz w:val="21"/>
+          <w:sz w:val="20"/>
         </w:rPr>
         <w:t xml:space="preserve">VEX: </w:t>
       </w:r>
@@ -5599,7 +5302,7 @@
         <w:rPr>
           <w:rFonts w:ascii="Calibri" w:hAnsi="Calibri"/>
           <w:color w:val="22333B"/>
-          <w:sz w:val="21"/>
+          <w:sz w:val="20"/>
         </w:rPr>
         <w:t>a machine-readable statement that a component is present but the vulnerability is not exploitable in your product, and why. Without it, SBOM transparency generates noise that exhausts you and your customers.</w:t>
       </w:r>
@@ -5643,7 +5346,7 @@
                 <w:rFonts w:ascii="Calibri" w:hAnsi="Calibri"/>
                 <w:b/>
                 <w:color w:val="0E7C7B"/>
-                <w:sz w:val="21"/>
+                <w:sz w:val="20"/>
               </w:rPr>
               <w:t>The question an SBOM exists to answer</w:t>
             </w:r>
@@ -5656,9 +5359,9 @@
               <w:rPr>
                 <w:rFonts w:ascii="Calibri" w:hAnsi="Calibri"/>
                 <w:color w:val="22333B"/>
-                <w:sz w:val="20"/>
-              </w:rPr>
-              <w:t>A serious vulnerability is announced in a widely used component on a Friday afternoon. Your customers' security teams will ask the same thing within hours: are we affected? Without an SBOM that is weeks of engineering archaeology. With a machine-readable one, it is a query. Build it as an operational capability; the compliance artefact is a by-product.</w:t>
+                <w:sz w:val="19"/>
+              </w:rPr>
+              <w:t>A serious vulnerability is announced in a widely used component on a Friday afternoon. Your customers' security teams will ask the same thing within hours: are we affected? Without an SBOM that is weeks of archaeology; with a machine-readable one it is a query. Build it as an operational capability — the compliance artefact is a by-product.</w:t>
             </w:r>
           </w:p>
         </w:tc>
@@ -5666,103 +5369,17 @@
     </w:tbl>
     <w:p>
       <w:pPr>
-        <w:spacing w:after="80"/>
-      </w:pPr>
-    </w:p>
-    <w:p>
-      <w:pPr>
-        <w:keepNext/>
-        <w:spacing w:after="60"/>
+        <w:spacing w:after="100" w:before="0" w:line="240" w:lineRule="auto"/>
       </w:pPr>
       <w:r>
         <w:rPr>
-          <w:rFonts w:ascii="Calibri" w:hAnsi="Calibri"/>
-          <w:b w:val="0"/>
-          <w:i/>
-          <w:color w:val="4E626D"/>
-          <w:sz w:val="18"/>
+          <w:sz w:val="2"/>
         </w:rPr>
-        <w:t>Notes:</w:t>
-      </w:r>
-    </w:p>
-    <w:tbl>
-      <w:tblPr>
-        <w:tblW w:type="auto" w:w="0"/>
-        <w:tblLayout w:type="fixed"/>
-        <w:tblLook w:firstColumn="1" w:firstRow="1" w:lastColumn="0" w:lastRow="0" w:noHBand="0" w:noVBand="1" w:val="04A0"/>
-        <w:tblBorders>
-          <w:top w:val="none"/>
-          <w:left w:val="none"/>
-          <w:right w:val="none"/>
-          <w:insideV w:val="none"/>
-          <w:bottom w:val="single" w:sz="4" w:space="0" w:color="C8D6DA"/>
-          <w:insideH w:val="single" w:sz="4" w:space="0" w:color="C8D6DA"/>
-        </w:tblBorders>
-      </w:tblPr>
-      <w:tblGrid>
-        <w:gridCol w:w="9792"/>
-      </w:tblGrid>
-      <w:tr>
-        <w:trPr>
-          <w:cantSplit/>
-        </w:trPr>
-        <w:tc>
-          <w:tcPr>
-            <w:tcW w:type="dxa" w:w="9792"/>
-          </w:tcPr>
-          <w:p>
-            <w:pPr>
-              <w:spacing w:after="180" w:before="180"/>
-            </w:pPr>
-            <w:r/>
-          </w:p>
-        </w:tc>
-      </w:tr>
-      <w:tr>
-        <w:trPr>
-          <w:cantSplit/>
-        </w:trPr>
-        <w:tc>
-          <w:tcPr>
-            <w:tcW w:type="dxa" w:w="9792"/>
-          </w:tcPr>
-          <w:p>
-            <w:pPr>
-              <w:spacing w:after="180" w:before="180"/>
-            </w:pPr>
-            <w:r/>
-          </w:p>
-        </w:tc>
-      </w:tr>
-      <w:tr>
-        <w:trPr>
-          <w:cantSplit/>
-        </w:trPr>
-        <w:tc>
-          <w:tcPr>
-            <w:tcW w:type="dxa" w:w="9792"/>
-          </w:tcPr>
-          <w:p>
-            <w:pPr>
-              <w:spacing w:after="180" w:before="180"/>
-            </w:pPr>
-            <w:r/>
-          </w:p>
-        </w:tc>
-      </w:tr>
-    </w:tbl>
-    <w:p>
-      <w:pPr>
-        <w:spacing w:after="40"/>
-      </w:pPr>
-    </w:p>
-    <w:p>
-      <w:r>
-        <w:br w:type="page"/>
       </w:r>
     </w:p>
     <w:p>
       <w:pPr>
+        <w:pageBreakBefore/>
         <w:spacing w:after="40" w:before="0"/>
       </w:pPr>
       <w:r>
@@ -5837,7 +5454,7 @@
                 <w:rFonts w:ascii="Calibri" w:hAnsi="Calibri"/>
                 <w:b/>
                 <w:color w:val="A83A3C"/>
-                <w:sz w:val="21"/>
+                <w:sz w:val="20"/>
               </w:rPr>
               <w:t>The situation</w:t>
             </w:r>
@@ -5850,7 +5467,7 @@
               <w:rPr>
                 <w:rFonts w:ascii="Calibri" w:hAnsi="Calibri"/>
                 <w:color w:val="22333B"/>
-                <w:sz w:val="20"/>
+                <w:sz w:val="19"/>
               </w:rPr>
               <w:t>An independent security researcher emails your general support address.</w:t>
             </w:r>
@@ -5863,7 +5480,7 @@
               <w:rPr>
                 <w:rFonts w:ascii="Calibri" w:hAnsi="Calibri"/>
                 <w:color w:val="22333B"/>
-                <w:sz w:val="20"/>
+                <w:sz w:val="19"/>
               </w:rPr>
               <w:t>A third-party Bluetooth library used in your infusion pump — firmware v3.2, approximately 14,000 units in clinical use — contains an unauthenticated remote code execution flaw. CVSS base score 9.8. They have attached a working proof of concept demonstrated at 10 metres. They have not published, and they ask for a response within 90 days.</w:t>
             </w:r>
@@ -5876,9 +5493,9 @@
               <w:rPr>
                 <w:rFonts w:ascii="Calibri" w:hAnsi="Calibri"/>
                 <w:color w:val="22333B"/>
-                <w:sz w:val="20"/>
-              </w:rPr>
-              <w:t>Two complications: patching requires the pump to be taken out of service for approximately 20 minutes, and roughly 4,200 units are on an earlier hardware revision that cannot accept the over-the-air update at all.</w:t>
+                <w:sz w:val="19"/>
+              </w:rPr>
+              <w:t>Two complications: patching requires the pump to be taken out of service for approximately 20 minutes, and roughly 4,200 units are on an earlier hardware revision that cannot accept the update at all.</w:t>
             </w:r>
           </w:p>
         </w:tc>
@@ -5886,8 +5503,13 @@
     </w:tbl>
     <w:p>
       <w:pPr>
-        <w:spacing w:after="80"/>
+        <w:spacing w:after="100" w:before="0" w:line="240" w:lineRule="auto"/>
       </w:pPr>
+      <w:r>
+        <w:rPr>
+          <w:sz w:val="2"/>
+        </w:rPr>
+      </w:r>
     </w:p>
     <w:p>
       <w:pPr>
@@ -5968,48 +5590,21 @@
           </w:p>
         </w:tc>
       </w:tr>
-      <w:tr>
-        <w:trPr>
-          <w:cantSplit/>
-        </w:trPr>
-        <w:tc>
-          <w:tcPr>
-            <w:tcW w:type="dxa" w:w="9792"/>
-          </w:tcPr>
-          <w:p>
-            <w:pPr>
-              <w:spacing w:after="180" w:before="180"/>
-            </w:pPr>
-            <w:r/>
-          </w:p>
-        </w:tc>
-      </w:tr>
-      <w:tr>
-        <w:trPr>
-          <w:cantSplit/>
-        </w:trPr>
-        <w:tc>
-          <w:tcPr>
-            <w:tcW w:type="dxa" w:w="9792"/>
-          </w:tcPr>
-          <w:p>
-            <w:pPr>
-              <w:spacing w:after="180" w:before="180"/>
-            </w:pPr>
-            <w:r/>
-          </w:p>
-        </w:tc>
-      </w:tr>
     </w:tbl>
     <w:p>
       <w:pPr>
-        <w:spacing w:after="40"/>
+        <w:spacing w:after="80" w:before="0" w:line="240" w:lineRule="auto"/>
       </w:pPr>
+      <w:r>
+        <w:rPr>
+          <w:sz w:val="2"/>
+        </w:rPr>
+      </w:r>
     </w:p>
     <w:p>
       <w:pPr>
         <w:keepNext/>
-        <w:spacing w:after="40" w:before="180"/>
+        <w:spacing w:after="40" w:before="140"/>
       </w:pPr>
       <w:r>
         <w:rPr>
@@ -6085,48 +5680,21 @@
           </w:p>
         </w:tc>
       </w:tr>
-      <w:tr>
-        <w:trPr>
-          <w:cantSplit/>
-        </w:trPr>
-        <w:tc>
-          <w:tcPr>
-            <w:tcW w:type="dxa" w:w="9792"/>
-          </w:tcPr>
-          <w:p>
-            <w:pPr>
-              <w:spacing w:after="180" w:before="180"/>
-            </w:pPr>
-            <w:r/>
-          </w:p>
-        </w:tc>
-      </w:tr>
-      <w:tr>
-        <w:trPr>
-          <w:cantSplit/>
-        </w:trPr>
-        <w:tc>
-          <w:tcPr>
-            <w:tcW w:type="dxa" w:w="9792"/>
-          </w:tcPr>
-          <w:p>
-            <w:pPr>
-              <w:spacing w:after="180" w:before="180"/>
-            </w:pPr>
-            <w:r/>
-          </w:p>
-        </w:tc>
-      </w:tr>
     </w:tbl>
     <w:p>
       <w:pPr>
-        <w:spacing w:after="40"/>
+        <w:spacing w:after="80" w:before="0" w:line="240" w:lineRule="auto"/>
       </w:pPr>
+      <w:r>
+        <w:rPr>
+          <w:sz w:val="2"/>
+        </w:rPr>
+      </w:r>
     </w:p>
     <w:p>
       <w:pPr>
         <w:keepNext/>
-        <w:spacing w:after="40" w:before="180"/>
+        <w:spacing w:after="40" w:before="140"/>
       </w:pPr>
       <w:r>
         <w:rPr>
@@ -6202,58 +5770,53 @@
           </w:p>
         </w:tc>
       </w:tr>
-      <w:tr>
-        <w:trPr>
-          <w:cantSplit/>
-        </w:trPr>
-        <w:tc>
-          <w:tcPr>
-            <w:tcW w:type="dxa" w:w="9792"/>
-          </w:tcPr>
-          <w:p>
-            <w:pPr>
-              <w:spacing w:after="180" w:before="180"/>
-            </w:pPr>
-            <w:r/>
-          </w:p>
-        </w:tc>
-      </w:tr>
-      <w:tr>
-        <w:trPr>
-          <w:cantSplit/>
-        </w:trPr>
-        <w:tc>
-          <w:tcPr>
-            <w:tcW w:type="dxa" w:w="9792"/>
-          </w:tcPr>
-          <w:p>
-            <w:pPr>
-              <w:spacing w:after="180" w:before="180"/>
-            </w:pPr>
-            <w:r/>
-          </w:p>
-        </w:tc>
-      </w:tr>
-      <w:tr>
-        <w:trPr>
-          <w:cantSplit/>
-        </w:trPr>
-        <w:tc>
-          <w:tcPr>
-            <w:tcW w:type="dxa" w:w="9792"/>
-          </w:tcPr>
-          <w:p>
-            <w:pPr>
-              <w:spacing w:after="180" w:before="180"/>
-            </w:pPr>
-            <w:r/>
-          </w:p>
-        </w:tc>
-      </w:tr>
     </w:tbl>
     <w:p>
       <w:pPr>
-        <w:spacing w:after="40"/>
+        <w:spacing w:after="80" w:before="0" w:line="240" w:lineRule="auto"/>
+      </w:pPr>
+      <w:r>
+        <w:rPr>
+          <w:sz w:val="2"/>
+        </w:rPr>
+      </w:r>
+    </w:p>
+    <w:p>
+      <w:pPr>
+        <w:pageBreakBefore/>
+        <w:spacing w:after="40" w:before="0"/>
+      </w:pPr>
+      <w:r>
+        <w:rPr>
+          <w:rFonts w:ascii="Calibri" w:hAnsi="Calibri"/>
+          <w:b/>
+          <w:color w:val="A83A3C"/>
+          <w:sz w:val="17"/>
+          <w:spacing w:val="30"/>
+        </w:rPr>
+        <w:t>WORKING SESSION 2  ·  DEBRIEF</w:t>
+      </w:r>
+    </w:p>
+    <w:p>
+      <w:pPr>
+        <w:spacing w:after="80" w:before="0"/>
+      </w:pPr>
+      <w:r>
+        <w:rPr>
+          <w:rFonts w:ascii="Cambria" w:hAnsi="Cambria"/>
+          <w:b/>
+          <w:color w:val="1B3A4B"/>
+          <w:sz w:val="34"/>
+        </w:rPr>
+        <w:t>What would have made this a two-week problem?</w:t>
+      </w:r>
+    </w:p>
+    <w:p>
+      <w:pPr>
+        <w:spacing w:before="120" w:after="120"/>
+        <w:pBdr>
+          <w:bottom w:val="single" w:sz="6" w:space="1" w:color="D7E2E5"/>
+        </w:pBdr>
       </w:pPr>
     </w:p>
     <w:tbl>
@@ -6295,7 +5858,7 @@
                 <w:rFonts w:ascii="Calibri" w:hAnsi="Calibri"/>
                 <w:b/>
                 <w:color w:val="0E7C7B"/>
-                <w:sz w:val="21"/>
+                <w:sz w:val="20"/>
               </w:rPr>
               <w:t>The closing question</w:t>
             </w:r>
@@ -6308,9 +5871,9 @@
               <w:rPr>
                 <w:rFonts w:ascii="Calibri" w:hAnsi="Calibri"/>
                 <w:color w:val="22333B"/>
-                <w:sz w:val="20"/>
-              </w:rPr>
-              <w:t>“What would have made this a two-week problem instead?” Everything on that list was a decision available to you before Monday morning. Write your table's answers below — this is your Part 4 agenda.</w:t>
+                <w:sz w:val="19"/>
+              </w:rPr>
+              <w:t>Everything your table just listed was a decision available to you before Monday morning — an SBOM, a published disclosure route, a rehearsed emergency patch path, universal updateability, a way to reach hospital security teams directly. Capture the list here: it is your Part 4 agenda, and the most useful page in this workbook to take back to your own product.</w:t>
             </w:r>
           </w:p>
         </w:tc>
@@ -6318,8 +5881,13 @@
     </w:tbl>
     <w:p>
       <w:pPr>
-        <w:spacing w:after="80"/>
+        <w:spacing w:after="100" w:before="0" w:line="240" w:lineRule="auto"/>
       </w:pPr>
+      <w:r>
+        <w:rPr>
+          <w:sz w:val="2"/>
+        </w:rPr>
+      </w:r>
     </w:p>
     <w:tbl>
       <w:tblPr>
@@ -6418,19 +5986,148 @@
           </w:p>
         </w:tc>
       </w:tr>
+      <w:tr>
+        <w:trPr>
+          <w:cantSplit/>
+        </w:trPr>
+        <w:tc>
+          <w:tcPr>
+            <w:tcW w:type="dxa" w:w="9792"/>
+          </w:tcPr>
+          <w:p>
+            <w:pPr>
+              <w:spacing w:after="180" w:before="180"/>
+            </w:pPr>
+            <w:r/>
+          </w:p>
+        </w:tc>
+      </w:tr>
+      <w:tr>
+        <w:trPr>
+          <w:cantSplit/>
+        </w:trPr>
+        <w:tc>
+          <w:tcPr>
+            <w:tcW w:type="dxa" w:w="9792"/>
+          </w:tcPr>
+          <w:p>
+            <w:pPr>
+              <w:spacing w:after="180" w:before="180"/>
+            </w:pPr>
+            <w:r/>
+          </w:p>
+        </w:tc>
+      </w:tr>
+      <w:tr>
+        <w:trPr>
+          <w:cantSplit/>
+        </w:trPr>
+        <w:tc>
+          <w:tcPr>
+            <w:tcW w:type="dxa" w:w="9792"/>
+          </w:tcPr>
+          <w:p>
+            <w:pPr>
+              <w:spacing w:after="180" w:before="180"/>
+            </w:pPr>
+            <w:r/>
+          </w:p>
+        </w:tc>
+      </w:tr>
+      <w:tr>
+        <w:trPr>
+          <w:cantSplit/>
+        </w:trPr>
+        <w:tc>
+          <w:tcPr>
+            <w:tcW w:type="dxa" w:w="9792"/>
+          </w:tcPr>
+          <w:p>
+            <w:pPr>
+              <w:spacing w:after="180" w:before="180"/>
+            </w:pPr>
+            <w:r/>
+          </w:p>
+        </w:tc>
+      </w:tr>
+      <w:tr>
+        <w:trPr>
+          <w:cantSplit/>
+        </w:trPr>
+        <w:tc>
+          <w:tcPr>
+            <w:tcW w:type="dxa" w:w="9792"/>
+          </w:tcPr>
+          <w:p>
+            <w:pPr>
+              <w:spacing w:after="180" w:before="180"/>
+            </w:pPr>
+            <w:r/>
+          </w:p>
+        </w:tc>
+      </w:tr>
+      <w:tr>
+        <w:trPr>
+          <w:cantSplit/>
+        </w:trPr>
+        <w:tc>
+          <w:tcPr>
+            <w:tcW w:type="dxa" w:w="9792"/>
+          </w:tcPr>
+          <w:p>
+            <w:pPr>
+              <w:spacing w:after="180" w:before="180"/>
+            </w:pPr>
+            <w:r/>
+          </w:p>
+        </w:tc>
+      </w:tr>
+      <w:tr>
+        <w:trPr>
+          <w:cantSplit/>
+        </w:trPr>
+        <w:tc>
+          <w:tcPr>
+            <w:tcW w:type="dxa" w:w="9792"/>
+          </w:tcPr>
+          <w:p>
+            <w:pPr>
+              <w:spacing w:after="180" w:before="180"/>
+            </w:pPr>
+            <w:r/>
+          </w:p>
+        </w:tc>
+      </w:tr>
+      <w:tr>
+        <w:trPr>
+          <w:cantSplit/>
+        </w:trPr>
+        <w:tc>
+          <w:tcPr>
+            <w:tcW w:type="dxa" w:w="9792"/>
+          </w:tcPr>
+          <w:p>
+            <w:pPr>
+              <w:spacing w:after="180" w:before="180"/>
+            </w:pPr>
+            <w:r/>
+          </w:p>
+        </w:tc>
+      </w:tr>
     </w:tbl>
     <w:p>
       <w:pPr>
-        <w:spacing w:after="40"/>
+        <w:spacing w:after="80" w:before="0" w:line="240" w:lineRule="auto"/>
       </w:pPr>
-    </w:p>
-    <w:p>
       <w:r>
-        <w:br w:type="page"/>
+        <w:rPr>
+          <w:sz w:val="2"/>
+        </w:rPr>
       </w:r>
     </w:p>
     <w:p>
       <w:pPr>
+        <w:pageBreakBefore/>
         <w:spacing w:after="40" w:before="0"/>
       </w:pPr>
       <w:r>
@@ -6496,22 +6193,21 @@
           <w:insideV w:val="single" w:sz="6" w:space="0" w:color="D7E2E5"/>
         </w:tblBorders>
         <w:tblLayout w:type="fixed"/>
-        <w:tblW w:w="9792" w:type="dxa"/>
+        <w:tblW w:w="9791" w:type="dxa"/>
       </w:tblPr>
       <w:tblGrid>
-        <w:gridCol w:w="1440"/>
+        <w:gridCol w:w="1728"/>
+        <w:gridCol w:w="2664"/>
         <w:gridCol w:w="2736"/>
-        <w:gridCol w:w="2880"/>
-        <w:gridCol w:w="2736"/>
+        <w:gridCol w:w="2664"/>
       </w:tblGrid>
       <w:tr>
         <w:trPr>
           <w:cantSplit/>
-          <w:tblHeader/>
         </w:trPr>
         <w:tc>
           <w:tcPr>
-            <w:tcW w:type="dxa" w:w="1440"/>
+            <w:tcW w:type="dxa" w:w="1728"/>
             <w:shd w:val="clear" w:color="auto" w:fill="1B3A4B"/>
           </w:tcPr>
           <w:p>
@@ -6533,6 +6229,28 @@
         </w:tc>
         <w:tc>
           <w:tcPr>
+            <w:tcW w:type="dxa" w:w="2664"/>
+            <w:shd w:val="clear" w:color="auto" w:fill="1B3A4B"/>
+          </w:tcPr>
+          <w:p>
+            <w:pPr>
+              <w:spacing w:after="40" w:before="40"/>
+            </w:pPr>
+            <w:r/>
+            <w:r>
+              <w:rPr>
+                <w:rFonts w:ascii="Calibri" w:hAnsi="Calibri"/>
+                <w:b/>
+                <w:i w:val="0"/>
+                <w:color w:val="FFFFFF"/>
+                <w:sz w:val="17"/>
+              </w:rPr>
+              <w:t>Validation</w:t>
+            </w:r>
+          </w:p>
+        </w:tc>
+        <w:tc>
+          <w:tcPr>
             <w:tcW w:type="dxa" w:w="2736"/>
             <w:shd w:val="clear" w:color="auto" w:fill="1B3A4B"/>
           </w:tcPr>
@@ -6549,35 +6267,13 @@
                 <w:color w:val="FFFFFF"/>
                 <w:sz w:val="17"/>
               </w:rPr>
-              <w:t>Validation</w:t>
-            </w:r>
-          </w:p>
-        </w:tc>
-        <w:tc>
-          <w:tcPr>
-            <w:tcW w:type="dxa" w:w="2880"/>
-            <w:shd w:val="clear" w:color="auto" w:fill="1B3A4B"/>
-          </w:tcPr>
-          <w:p>
-            <w:pPr>
-              <w:spacing w:after="40" w:before="40"/>
-            </w:pPr>
-            <w:r/>
-            <w:r>
-              <w:rPr>
-                <w:rFonts w:ascii="Calibri" w:hAnsi="Calibri"/>
-                <w:b/>
-                <w:i w:val="0"/>
-                <w:color w:val="FFFFFF"/>
-                <w:sz w:val="17"/>
-              </w:rPr>
               <w:t>Security</w:t>
             </w:r>
           </w:p>
         </w:tc>
         <w:tc>
           <w:tcPr>
-            <w:tcW w:type="dxa" w:w="2736"/>
+            <w:tcW w:type="dxa" w:w="2664"/>
             <w:shd w:val="clear" w:color="auto" w:fill="1B3A4B"/>
           </w:tcPr>
           <w:p>
@@ -6604,7 +6300,7 @@
         </w:trPr>
         <w:tc>
           <w:tcPr>
-            <w:tcW w:type="dxa" w:w="1440"/>
+            <w:tcW w:type="dxa" w:w="1728"/>
           </w:tcPr>
           <w:p>
             <w:pPr>
@@ -6625,7 +6321,7 @@
         </w:tc>
         <w:tc>
           <w:tcPr>
-            <w:tcW w:type="dxa" w:w="2736"/>
+            <w:tcW w:type="dxa" w:w="2664"/>
           </w:tcPr>
           <w:p>
             <w:pPr>
@@ -6646,7 +6342,7 @@
         </w:tc>
         <w:tc>
           <w:tcPr>
-            <w:tcW w:type="dxa" w:w="2880"/>
+            <w:tcW w:type="dxa" w:w="2736"/>
           </w:tcPr>
           <w:p>
             <w:pPr>
@@ -6667,7 +6363,7 @@
         </w:tc>
         <w:tc>
           <w:tcPr>
-            <w:tcW w:type="dxa" w:w="2736"/>
+            <w:tcW w:type="dxa" w:w="2664"/>
           </w:tcPr>
           <w:p>
             <w:pPr>
@@ -6693,7 +6389,7 @@
         </w:trPr>
         <w:tc>
           <w:tcPr>
-            <w:tcW w:type="dxa" w:w="1440"/>
+            <w:tcW w:type="dxa" w:w="1728"/>
           </w:tcPr>
           <w:p>
             <w:pPr>
@@ -6714,7 +6410,7 @@
         </w:tc>
         <w:tc>
           <w:tcPr>
-            <w:tcW w:type="dxa" w:w="2736"/>
+            <w:tcW w:type="dxa" w:w="2664"/>
           </w:tcPr>
           <w:p>
             <w:pPr>
@@ -6735,7 +6431,7 @@
         </w:tc>
         <w:tc>
           <w:tcPr>
-            <w:tcW w:type="dxa" w:w="2880"/>
+            <w:tcW w:type="dxa" w:w="2736"/>
           </w:tcPr>
           <w:p>
             <w:pPr>
@@ -6756,7 +6452,7 @@
         </w:tc>
         <w:tc>
           <w:tcPr>
-            <w:tcW w:type="dxa" w:w="2736"/>
+            <w:tcW w:type="dxa" w:w="2664"/>
           </w:tcPr>
           <w:p>
             <w:pPr>
@@ -6782,7 +6478,7 @@
         </w:trPr>
         <w:tc>
           <w:tcPr>
-            <w:tcW w:type="dxa" w:w="1440"/>
+            <w:tcW w:type="dxa" w:w="1728"/>
           </w:tcPr>
           <w:p>
             <w:pPr>
@@ -6803,7 +6499,7 @@
         </w:tc>
         <w:tc>
           <w:tcPr>
-            <w:tcW w:type="dxa" w:w="2736"/>
+            <w:tcW w:type="dxa" w:w="2664"/>
           </w:tcPr>
           <w:p>
             <w:pPr>
@@ -6824,7 +6520,7 @@
         </w:tc>
         <w:tc>
           <w:tcPr>
-            <w:tcW w:type="dxa" w:w="2880"/>
+            <w:tcW w:type="dxa" w:w="2736"/>
           </w:tcPr>
           <w:p>
             <w:pPr>
@@ -6845,7 +6541,7 @@
         </w:tc>
         <w:tc>
           <w:tcPr>
-            <w:tcW w:type="dxa" w:w="2736"/>
+            <w:tcW w:type="dxa" w:w="2664"/>
           </w:tcPr>
           <w:p>
             <w:pPr>
@@ -6871,7 +6567,7 @@
         </w:trPr>
         <w:tc>
           <w:tcPr>
-            <w:tcW w:type="dxa" w:w="1440"/>
+            <w:tcW w:type="dxa" w:w="1728"/>
           </w:tcPr>
           <w:p>
             <w:pPr>
@@ -6892,7 +6588,7 @@
         </w:tc>
         <w:tc>
           <w:tcPr>
-            <w:tcW w:type="dxa" w:w="2736"/>
+            <w:tcW w:type="dxa" w:w="2664"/>
           </w:tcPr>
           <w:p>
             <w:pPr>
@@ -6913,7 +6609,7 @@
         </w:tc>
         <w:tc>
           <w:tcPr>
-            <w:tcW w:type="dxa" w:w="2880"/>
+            <w:tcW w:type="dxa" w:w="2736"/>
           </w:tcPr>
           <w:p>
             <w:pPr>
@@ -6934,7 +6630,7 @@
         </w:tc>
         <w:tc>
           <w:tcPr>
-            <w:tcW w:type="dxa" w:w="2736"/>
+            <w:tcW w:type="dxa" w:w="2664"/>
           </w:tcPr>
           <w:p>
             <w:pPr>
@@ -6960,7 +6656,7 @@
         </w:trPr>
         <w:tc>
           <w:tcPr>
-            <w:tcW w:type="dxa" w:w="1440"/>
+            <w:tcW w:type="dxa" w:w="1728"/>
           </w:tcPr>
           <w:p>
             <w:pPr>
@@ -6981,7 +6677,7 @@
         </w:tc>
         <w:tc>
           <w:tcPr>
-            <w:tcW w:type="dxa" w:w="2736"/>
+            <w:tcW w:type="dxa" w:w="2664"/>
           </w:tcPr>
           <w:p>
             <w:pPr>
@@ -7002,7 +6698,7 @@
         </w:tc>
         <w:tc>
           <w:tcPr>
-            <w:tcW w:type="dxa" w:w="2880"/>
+            <w:tcW w:type="dxa" w:w="2736"/>
           </w:tcPr>
           <w:p>
             <w:pPr>
@@ -7023,7 +6719,7 @@
         </w:tc>
         <w:tc>
           <w:tcPr>
-            <w:tcW w:type="dxa" w:w="2736"/>
+            <w:tcW w:type="dxa" w:w="2664"/>
           </w:tcPr>
           <w:p>
             <w:pPr>
@@ -7047,7 +6743,7 @@
     <w:p>
       <w:pPr>
         <w:keepNext/>
-        <w:spacing w:after="40" w:before="180"/>
+        <w:spacing w:after="40" w:before="140"/>
       </w:pPr>
       <w:r>
         <w:rPr>
@@ -7084,7 +6780,6 @@
       <w:tr>
         <w:trPr>
           <w:cantSplit/>
-          <w:tblHeader/>
         </w:trPr>
         <w:tc>
           <w:tcPr>
@@ -7573,7 +7268,7 @@
     <w:p>
       <w:pPr>
         <w:keepNext/>
-        <w:spacing w:after="40" w:before="180"/>
+        <w:spacing w:after="40" w:before="140"/>
       </w:pPr>
       <w:r>
         <w:rPr>
@@ -7587,7 +7282,7 @@
     </w:p>
     <w:p>
       <w:pPr>
-        <w:spacing w:after="60" w:line="254" w:lineRule="auto"/>
+        <w:spacing w:after="50" w:line="254" w:lineRule="auto"/>
         <w:ind w:left="792" w:hanging="432"/>
       </w:pPr>
       <w:r>
@@ -7595,7 +7290,7 @@
           <w:rFonts w:ascii="Calibri" w:hAnsi="Calibri"/>
           <w:b/>
           <w:color w:val="0E7C7B"/>
-          <w:sz w:val="21"/>
+          <w:sz w:val="20"/>
         </w:rPr>
         <w:t xml:space="preserve">1.  </w:t>
       </w:r>
@@ -7604,7 +7299,7 @@
           <w:rFonts w:ascii="Calibri" w:hAnsi="Calibri"/>
           <w:b/>
           <w:color w:val="1B3A4B"/>
-          <w:sz w:val="21"/>
+          <w:sz w:val="20"/>
         </w:rPr>
         <w:t xml:space="preserve">Security is a safety property, not an IT concern. </w:t>
       </w:r>
@@ -7612,14 +7307,14 @@
         <w:rPr>
           <w:rFonts w:ascii="Calibri" w:hAnsi="Calibri"/>
           <w:color w:val="22333B"/>
-          <w:sz w:val="21"/>
+          <w:sz w:val="20"/>
         </w:rPr>
         <w:t>If an attacker can make your device harm a patient, that is a hazardous situation and it belongs in the risk management file.</w:t>
       </w:r>
     </w:p>
     <w:p>
       <w:pPr>
-        <w:spacing w:after="60" w:line="254" w:lineRule="auto"/>
+        <w:spacing w:after="50" w:line="254" w:lineRule="auto"/>
         <w:ind w:left="792" w:hanging="432"/>
       </w:pPr>
       <w:r>
@@ -7627,7 +7322,7 @@
           <w:rFonts w:ascii="Calibri" w:hAnsi="Calibri"/>
           <w:b/>
           <w:color w:val="0E7C7B"/>
-          <w:sz w:val="21"/>
+          <w:sz w:val="20"/>
         </w:rPr>
         <w:t xml:space="preserve">2.  </w:t>
       </w:r>
@@ -7636,7 +7331,7 @@
           <w:rFonts w:ascii="Calibri" w:hAnsi="Calibri"/>
           <w:b/>
           <w:color w:val="1B3A4B"/>
-          <w:sz w:val="21"/>
+          <w:sz w:val="20"/>
         </w:rPr>
         <w:t xml:space="preserve">The obligations are now lifecycle obligations. </w:t>
       </w:r>
@@ -7644,14 +7339,14 @@
         <w:rPr>
           <w:rFonts w:ascii="Calibri" w:hAnsi="Calibri"/>
           <w:color w:val="22333B"/>
-          <w:sz w:val="21"/>
+          <w:sz w:val="20"/>
         </w:rPr>
         <w:t>The question moved from “was it right at release?” to “can you keep it right?”</w:t>
       </w:r>
     </w:p>
     <w:p>
       <w:pPr>
-        <w:spacing w:after="60" w:line="254" w:lineRule="auto"/>
+        <w:spacing w:after="50" w:line="254" w:lineRule="auto"/>
         <w:ind w:left="792" w:hanging="432"/>
       </w:pPr>
       <w:r>
@@ -7659,7 +7354,7 @@
           <w:rFonts w:ascii="Calibri" w:hAnsi="Calibri"/>
           <w:b/>
           <w:color w:val="0E7C7B"/>
-          <w:sz w:val="21"/>
+          <w:sz w:val="20"/>
         </w:rPr>
         <w:t xml:space="preserve">3.  </w:t>
       </w:r>
@@ -7668,7 +7363,7 @@
           <w:rFonts w:ascii="Calibri" w:hAnsi="Calibri"/>
           <w:b/>
           <w:color w:val="1B3A4B"/>
-          <w:sz w:val="21"/>
+          <w:sz w:val="20"/>
         </w:rPr>
         <w:t xml:space="preserve">You cannot manage what you have not inventoried. </w:t>
       </w:r>
@@ -7676,14 +7371,14 @@
         <w:rPr>
           <w:rFonts w:ascii="Calibri" w:hAnsi="Calibri"/>
           <w:color w:val="22333B"/>
-          <w:sz w:val="21"/>
+          <w:sz w:val="20"/>
         </w:rPr>
         <w:t>SOUP list, SBOM, deployed fleet, component support horizons.</w:t>
       </w:r>
     </w:p>
     <w:p>
       <w:pPr>
-        <w:spacing w:after="60" w:line="254" w:lineRule="auto"/>
+        <w:spacing w:after="50" w:line="254" w:lineRule="auto"/>
         <w:ind w:left="792" w:hanging="432"/>
       </w:pPr>
       <w:r>
@@ -7691,7 +7386,7 @@
           <w:rFonts w:ascii="Calibri" w:hAnsi="Calibri"/>
           <w:b/>
           <w:color w:val="0E7C7B"/>
-          <w:sz w:val="21"/>
+          <w:sz w:val="20"/>
         </w:rPr>
         <w:t xml:space="preserve">4.  </w:t>
       </w:r>
@@ -7700,7 +7395,7 @@
           <w:rFonts w:ascii="Calibri" w:hAnsi="Calibri"/>
           <w:b/>
           <w:color w:val="1B3A4B"/>
-          <w:sz w:val="21"/>
+          <w:sz w:val="20"/>
         </w:rPr>
         <w:t xml:space="preserve">Updateability is the highest-leverage design decision. </w:t>
       </w:r>
@@ -7708,14 +7403,14 @@
         <w:rPr>
           <w:rFonts w:ascii="Calibri" w:hAnsi="Calibri"/>
           <w:color w:val="22333B"/>
-          <w:sz w:val="21"/>
+          <w:sz w:val="20"/>
         </w:rPr>
         <w:t>Every other control defends against threats you have thought of. The ability to ship a fix defends against the ones you have not.</w:t>
       </w:r>
     </w:p>
     <w:p>
       <w:pPr>
-        <w:spacing w:after="60" w:line="254" w:lineRule="auto"/>
+        <w:spacing w:after="50" w:line="254" w:lineRule="auto"/>
         <w:ind w:left="792" w:hanging="432"/>
       </w:pPr>
       <w:r>
@@ -7723,7 +7418,7 @@
           <w:rFonts w:ascii="Calibri" w:hAnsi="Calibri"/>
           <w:b/>
           <w:color w:val="0E7C7B"/>
-          <w:sz w:val="21"/>
+          <w:sz w:val="20"/>
         </w:rPr>
         <w:t xml:space="preserve">5.  </w:t>
       </w:r>
@@ -7732,7 +7427,7 @@
           <w:rFonts w:ascii="Calibri" w:hAnsi="Calibri"/>
           <w:b/>
           <w:color w:val="1B3A4B"/>
-          <w:sz w:val="21"/>
+          <w:sz w:val="20"/>
         </w:rPr>
         <w:t xml:space="preserve">Integrate, or pay twice. </w:t>
       </w:r>
@@ -7740,18 +7435,14 @@
         <w:rPr>
           <w:rFonts w:ascii="Calibri" w:hAnsi="Calibri"/>
           <w:color w:val="22333B"/>
-          <w:sz w:val="21"/>
+          <w:sz w:val="20"/>
         </w:rPr>
         <w:t>One requirements specification, one traceability matrix, one intake queue, one change process.</w:t>
       </w:r>
     </w:p>
     <w:p>
-      <w:r>
-        <w:br w:type="page"/>
-      </w:r>
-    </w:p>
-    <w:p>
       <w:pPr>
+        <w:pageBreakBefore/>
         <w:spacing w:after="40" w:before="0"/>
       </w:pPr>
       <w:r>
@@ -7789,7 +7480,7 @@
     </w:p>
     <w:p>
       <w:pPr>
-        <w:spacing w:after="120"/>
+        <w:spacing w:after="100"/>
       </w:pPr>
       <w:r>
         <w:rPr>
@@ -7797,7 +7488,7 @@
           <w:b w:val="0"/>
           <w:i/>
           <w:color w:val="4E626D"/>
-          <w:sz w:val="21"/>
+          <w:sz w:val="20"/>
         </w:rPr>
         <w:t>Score each statement: 2 = true and evidenced,  1 = partly true,  0 = not true. Answer for your lead product, not for the company as a whole.</w:t>
       </w:r>
@@ -8711,7 +8402,7 @@
           <w:b w:val="0"/>
           <w:i w:val="0"/>
           <w:color w:val="22333B"/>
-          <w:sz w:val="21"/>
+          <w:sz w:val="20"/>
         </w:rPr>
       </w:r>
     </w:p>
@@ -8740,7 +8431,6 @@
       <w:tr>
         <w:trPr>
           <w:cantSplit/>
-          <w:tblHeader/>
         </w:trPr>
         <w:tc>
           <w:tcPr>
@@ -9121,7 +8811,7 @@
                 <w:rFonts w:ascii="Calibri" w:hAnsi="Calibri"/>
                 <w:b/>
                 <w:color w:val="0E7C7B"/>
-                <w:sz w:val="21"/>
+                <w:sz w:val="20"/>
               </w:rPr>
               <w:t>Reading your score honestly</w:t>
             </w:r>
@@ -9134,7 +8824,7 @@
               <w:rPr>
                 <w:rFonts w:ascii="Calibri" w:hAnsi="Calibri"/>
                 <w:color w:val="22333B"/>
-                <w:sz w:val="20"/>
+                <w:sz w:val="19"/>
               </w:rPr>
               <w:t>Score this twice — once for validation maturity and once for security maturity. The gap between the two is usually the most useful thing you learn. Established manufacturers are often strong on validation and weak on security; newer digital-health companies are frequently the reverse. The remedy differs: if your validation system is mature, you do not need a new system, you need to extend the one you have.</w:t>
             </w:r>
@@ -9144,16 +8834,17 @@
     </w:tbl>
     <w:p>
       <w:pPr>
-        <w:spacing w:after="80"/>
+        <w:spacing w:after="100" w:before="0" w:line="240" w:lineRule="auto"/>
       </w:pPr>
-    </w:p>
-    <w:p>
       <w:r>
-        <w:br w:type="page"/>
+        <w:rPr>
+          <w:sz w:val="2"/>
+        </w:rPr>
       </w:r>
     </w:p>
     <w:p>
       <w:pPr>
+        <w:pageBreakBefore/>
         <w:spacing w:after="40" w:before="0"/>
       </w:pPr>
       <w:r>
@@ -9199,7 +8890,7 @@
           <w:rFonts w:ascii="Cambria" w:hAnsi="Cambria"/>
           <w:b/>
           <w:color w:val="1B3A4B"/>
-          <w:sz w:val="27"/>
+          <w:sz w:val="26"/>
         </w:rPr>
         <w:t>FDA documentation level</w:t>
       </w:r>
@@ -9243,7 +8934,7 @@
                 <w:rFonts w:ascii="Calibri" w:hAnsi="Calibri"/>
                 <w:b/>
                 <w:color w:val="A83A3C"/>
-                <w:sz w:val="21"/>
+                <w:sz w:val="20"/>
               </w:rPr>
               <w:t>Enhanced — if ANY of these is true</w:t>
             </w:r>
@@ -9256,7 +8947,7 @@
               <w:rPr>
                 <w:rFonts w:ascii="Calibri" w:hAnsi="Calibri"/>
                 <w:color w:val="22333B"/>
-                <w:sz w:val="20"/>
+                <w:sz w:val="19"/>
               </w:rPr>
               <w:t>·  The device is a constituent part of a combination product.</w:t>
             </w:r>
@@ -9269,7 +8960,7 @@
               <w:rPr>
                 <w:rFonts w:ascii="Calibri" w:hAnsi="Calibri"/>
                 <w:color w:val="22333B"/>
-                <w:sz w:val="20"/>
+                <w:sz w:val="19"/>
               </w:rPr>
               <w:t>·  The device is intended to test blood donations for transfusion-transmitted infections, or to determine donor/recipient compatibility; or it is a blood establishment computer software product.</w:t>
             </w:r>
@@ -9282,7 +8973,7 @@
               <w:rPr>
                 <w:rFonts w:ascii="Calibri" w:hAnsi="Calibri"/>
                 <w:color w:val="22333B"/>
-                <w:sz w:val="20"/>
+                <w:sz w:val="19"/>
               </w:rPr>
               <w:t>·  The device is Class III.</w:t>
             </w:r>
@@ -9295,7 +8986,7 @@
               <w:rPr>
                 <w:rFonts w:ascii="Calibri" w:hAnsi="Calibri"/>
                 <w:color w:val="22333B"/>
-                <w:sz w:val="20"/>
+                <w:sz w:val="19"/>
               </w:rPr>
               <w:t>·  A failure or latent flaw in the device software function could present a probable risk of death or serious injury — to a patient, a user, or anyone else — assessed BEFORE risk control measures are applied.</w:t>
             </w:r>
@@ -9305,8 +8996,13 @@
     </w:tbl>
     <w:p>
       <w:pPr>
-        <w:spacing w:after="80"/>
+        <w:spacing w:after="100" w:before="0" w:line="240" w:lineRule="auto"/>
       </w:pPr>
+      <w:r>
+        <w:rPr>
+          <w:sz w:val="2"/>
+        </w:rPr>
+      </w:r>
     </w:p>
     <w:tbl>
       <w:tblPr>
@@ -9347,7 +9043,7 @@
                 <w:rFonts w:ascii="Calibri" w:hAnsi="Calibri"/>
                 <w:b/>
                 <w:color w:val="0E7C7B"/>
-                <w:sz w:val="21"/>
+                <w:sz w:val="20"/>
               </w:rPr>
               <w:t>Basic — everything else</w:t>
             </w:r>
@@ -9360,7 +9056,7 @@
               <w:rPr>
                 <w:rFonts w:ascii="Calibri" w:hAnsi="Calibri"/>
                 <w:color w:val="22333B"/>
-                <w:sz w:val="20"/>
+                <w:sz w:val="19"/>
               </w:rPr>
               <w:t>Basic is the default, not a concession to be argued for. It still requires a genuine documentation package. Enhanced adds depth rather than new categories: fuller design documentation, more detailed V&amp;V evidence including unit and integration results, and a fuller configuration management and maintenance picture.</w:t>
             </w:r>
@@ -9373,7 +9069,7 @@
               <w:rPr>
                 <w:rFonts w:ascii="Calibri" w:hAnsi="Calibri"/>
                 <w:color w:val="22333B"/>
-                <w:sz w:val="20"/>
+                <w:sz w:val="19"/>
               </w:rPr>
               <w:t>The level applies to the device software function. One submission can contain functions at different levels.</w:t>
             </w:r>
@@ -9383,12 +9079,17 @@
     </w:tbl>
     <w:p>
       <w:pPr>
-        <w:spacing w:after="80"/>
+        <w:spacing w:after="100" w:before="0" w:line="240" w:lineRule="auto"/>
       </w:pPr>
+      <w:r>
+        <w:rPr>
+          <w:sz w:val="2"/>
+        </w:rPr>
+      </w:r>
     </w:p>
     <w:p>
       <w:pPr>
-        <w:spacing w:after="120"/>
+        <w:spacing w:after="100"/>
       </w:pPr>
       <w:r>
         <w:rPr>
@@ -9396,7 +9097,7 @@
           <w:b w:val="0"/>
           <w:i/>
           <w:color w:val="1B3A4B"/>
-          <w:sz w:val="21"/>
+          <w:sz w:val="20"/>
         </w:rPr>
         <w:t>Basic/Enhanced and IEC 62304 Class A/B/C are independent frameworks answering different questions. They correlate; they do not map. Record both decisions with independent reasoning — a reviewer who sees “Enhanced because Class C” has learned that you did the analysis once.</w:t>
       </w:r>
@@ -9404,14 +9105,14 @@
     <w:p>
       <w:pPr>
         <w:keepNext/>
-        <w:spacing w:after="80" w:before="240"/>
+        <w:spacing w:after="80" w:before="180"/>
       </w:pPr>
       <w:r>
         <w:rPr>
           <w:rFonts w:ascii="Cambria" w:hAnsi="Cambria"/>
           <w:b/>
           <w:color w:val="1B3A4B"/>
-          <w:sz w:val="27"/>
+          <w:sz w:val="26"/>
         </w:rPr>
         <w:t>The premarket software documentation package</w:t>
       </w:r>
@@ -9440,7 +9141,6 @@
       <w:tr>
         <w:trPr>
           <w:cantSplit/>
-          <w:tblHeader/>
         </w:trPr>
         <w:tc>
           <w:tcPr>
@@ -9529,7 +9229,7 @@
                 <w:color w:val="22333B"/>
                 <w:sz w:val="18"/>
               </w:rPr>
-              <w:t>A reviewer with no prior knowledge can understand what the software does, where it runs, and what it talks to. Include cloud and mobile components.</w:t>
+              <w:t>A reviewer with no prior knowledge can understand what it does, where it runs and what it talks to. Include cloud and mobile components.</w:t>
             </w:r>
           </w:p>
         </w:tc>
@@ -9576,7 +9276,7 @@
                 <w:color w:val="22333B"/>
                 <w:sz w:val="18"/>
               </w:rPr>
-              <w:t>Software-related hazards, hazardous situations and harms, with risk controls traced to requirements and to the verification that proves each control works.</w:t>
+              <w:t>Hazards, hazardous situations and harms, with risk controls traced to requirements and to the verification that proves each control works.</w:t>
             </w:r>
           </w:p>
         </w:tc>
@@ -9717,7 +9417,7 @@
                 <w:color w:val="22333B"/>
                 <w:sz w:val="18"/>
               </w:rPr>
-              <w:t>Lifecycle plan, configuration management, and the maintenance process — including how defects and security patches are handled after release.</w:t>
+              <w:t>Lifecycle plan, configuration management and the maintenance process — including how defects and patches are handled after release.</w:t>
             </w:r>
           </w:p>
         </w:tc>
@@ -9764,7 +9464,7 @@
                 <w:color w:val="22333B"/>
                 <w:sz w:val="18"/>
               </w:rPr>
-              <w:t>Testing at unit, integration and system levels, traceable to requirements. Enhanced expects the underlying evidence, not only a summary.</w:t>
+              <w:t>Unit, integration and system level testing traceable to requirements. Enhanced expects the underlying evidence, not only a summary.</w:t>
             </w:r>
           </w:p>
         </w:tc>
@@ -9811,7 +9511,7 @@
                 <w:color w:val="22333B"/>
                 <w:sz w:val="18"/>
               </w:rPr>
-              <w:t>Every open defect, with a documented clinical impact assessment. Declaring nothing open is a red flag, not a clean bill of health.</w:t>
+              <w:t>Every open defect with a documented clinical impact assessment. Declaring nothing open is a red flag, not a clean bill of health.</w:t>
             </w:r>
           </w:p>
         </w:tc>
@@ -9819,23 +9519,61 @@
     </w:tbl>
     <w:p>
       <w:pPr>
-        <w:keepNext/>
-        <w:spacing w:after="80" w:before="240"/>
+        <w:pageBreakBefore/>
+        <w:spacing w:after="40" w:before="0"/>
+      </w:pPr>
+      <w:r>
+        <w:rPr>
+          <w:rFonts w:ascii="Calibri" w:hAnsi="Calibri"/>
+          <w:b/>
+          <w:color w:val="0E7C7B"/>
+          <w:sz w:val="17"/>
+          <w:spacing w:val="30"/>
+        </w:rPr>
+        <w:t>REFERENCE</w:t>
+      </w:r>
+    </w:p>
+    <w:p>
+      <w:pPr>
+        <w:spacing w:after="80" w:before="0"/>
       </w:pPr>
       <w:r>
         <w:rPr>
           <w:rFonts w:ascii="Cambria" w:hAnsi="Cambria"/>
           <w:b/>
           <w:color w:val="1B3A4B"/>
-          <w:sz w:val="27"/>
+          <w:sz w:val="36"/>
         </w:rPr>
-        <w:t>Common findings — the ten that recur</w:t>
+        <w:t>Common findings that recur</w:t>
+      </w:r>
+    </w:p>
+    <w:p>
+      <w:pPr>
+        <w:spacing w:before="120" w:after="120"/>
+        <w:pBdr>
+          <w:bottom w:val="single" w:sz="6" w:space="1" w:color="D7E2E5"/>
+        </w:pBdr>
+      </w:pPr>
+    </w:p>
+    <w:p>
+      <w:pPr>
+        <w:spacing w:after="100"/>
+      </w:pPr>
+      <w:r>
+        <w:rPr>
+          <w:rFonts w:ascii="Calibri" w:hAnsi="Calibri"/>
+          <w:b w:val="0"/>
+          <w:i/>
+          <w:color w:val="4E626D"/>
+          <w:sz w:val="20"/>
+        </w:rPr>
+        <w:t>Recurring themes in software-related observations. None of these are exotic — they are all process discipline.</w:t>
       </w:r>
     </w:p>
     <w:p>
       <w:pPr>
         <w:pStyle w:val="ListBullet"/>
-        <w:spacing w:after="60" w:line="254" w:lineRule="auto"/>
+        <w:spacing w:after="30" w:line="254" w:lineRule="auto"/>
         <w:ind w:left="576"/>
       </w:pPr>
       <w:r>
@@ -9850,7 +9588,7 @@
     <w:p>
       <w:pPr>
         <w:pStyle w:val="ListBullet"/>
-        <w:spacing w:after="60" w:line="254" w:lineRule="auto"/>
+        <w:spacing w:after="30" w:line="254" w:lineRule="auto"/>
         <w:ind w:left="576"/>
       </w:pPr>
       <w:r>
@@ -9865,7 +9603,7 @@
     <w:p>
       <w:pPr>
         <w:pStyle w:val="ListBullet"/>
-        <w:spacing w:after="60" w:line="254" w:lineRule="auto"/>
+        <w:spacing w:after="30" w:line="254" w:lineRule="auto"/>
         <w:ind w:left="576"/>
       </w:pPr>
       <w:r>
@@ -9874,13 +9612,13 @@
           <w:color w:val="22333B"/>
           <w:sz w:val="19"/>
         </w:rPr>
-        <w:t>Traceability gaps — requirements with no test, tests with no requirement, risk controls with no verification of effectiveness.</w:t>
+        <w:t>Traceability gaps — requirements with no test, tests with no requirement, risk controls never verified for effectiveness.</w:t>
       </w:r>
     </w:p>
     <w:p>
       <w:pPr>
         <w:pStyle w:val="ListBullet"/>
-        <w:spacing w:after="60" w:line="254" w:lineRule="auto"/>
+        <w:spacing w:after="30" w:line="254" w:lineRule="auto"/>
         <w:ind w:left="576"/>
       </w:pPr>
       <w:r>
@@ -9895,7 +9633,7 @@
     <w:p>
       <w:pPr>
         <w:pStyle w:val="ListBullet"/>
-        <w:spacing w:after="60" w:line="254" w:lineRule="auto"/>
+        <w:spacing w:after="30" w:line="254" w:lineRule="auto"/>
         <w:ind w:left="576"/>
       </w:pPr>
       <w:r>
@@ -9910,7 +9648,7 @@
     <w:p>
       <w:pPr>
         <w:pStyle w:val="ListBullet"/>
-        <w:spacing w:after="60" w:line="254" w:lineRule="auto"/>
+        <w:spacing w:after="30" w:line="254" w:lineRule="auto"/>
         <w:ind w:left="576"/>
       </w:pPr>
       <w:r>
@@ -9919,72 +9657,12 @@
           <w:color w:val="22333B"/>
           <w:sz w:val="19"/>
         </w:rPr>
-        <w:t>Production and quality system software relied on for release decisions but never validated.</w:t>
+        <w:t>SOUP unmanaged, and security requirements that live outside the SRS and so are never tested.</w:t>
       </w:r>
     </w:p>
     <w:p>
       <w:pPr>
-        <w:pStyle w:val="ListBullet"/>
-        <w:spacing w:after="60" w:line="254" w:lineRule="auto"/>
-        <w:ind w:left="576"/>
-      </w:pPr>
-      <w:r>
-        <w:rPr>
-          <w:rFonts w:ascii="Calibri" w:hAnsi="Calibri"/>
-          <w:color w:val="22333B"/>
-          <w:sz w:val="19"/>
-        </w:rPr>
-        <w:t>SOUP unmanaged — no inventory, no version control, no monitoring of upstream defects.</w:t>
-      </w:r>
-    </w:p>
-    <w:p>
-      <w:pPr>
-        <w:pStyle w:val="ListBullet"/>
-        <w:spacing w:after="60" w:line="254" w:lineRule="auto"/>
-        <w:ind w:left="576"/>
-      </w:pPr>
-      <w:r>
-        <w:rPr>
-          <w:rFonts w:ascii="Calibri" w:hAnsi="Calibri"/>
-          <w:color w:val="22333B"/>
-          <w:sz w:val="19"/>
-        </w:rPr>
-        <w:t>Risk management file frozen at design and never revisited.</w:t>
-      </w:r>
-    </w:p>
-    <w:p>
-      <w:pPr>
-        <w:pStyle w:val="ListBullet"/>
-        <w:spacing w:after="60" w:line="254" w:lineRule="auto"/>
-        <w:ind w:left="576"/>
-      </w:pPr>
-      <w:r>
-        <w:rPr>
-          <w:rFonts w:ascii="Calibri" w:hAnsi="Calibri"/>
-          <w:color w:val="22333B"/>
-          <w:sz w:val="19"/>
-        </w:rPr>
-        <w:t>Security requirements that exist only outside the SRS, and so are never tested.</w:t>
-      </w:r>
-    </w:p>
-    <w:p>
-      <w:pPr>
-        <w:pStyle w:val="ListBullet"/>
-        <w:spacing w:after="60" w:line="254" w:lineRule="auto"/>
-        <w:ind w:left="576"/>
-      </w:pPr>
-      <w:r>
-        <w:rPr>
-          <w:rFonts w:ascii="Calibri" w:hAnsi="Calibri"/>
-          <w:color w:val="22333B"/>
-          <w:sz w:val="19"/>
-        </w:rPr>
-        <w:t>Penetration test or scan findings with no recorded disposition.</w:t>
-      </w:r>
-    </w:p>
-    <w:p>
-      <w:pPr>
-        <w:spacing w:after="120"/>
+        <w:spacing w:after="40"/>
       </w:pPr>
       <w:r>
         <w:rPr>
@@ -9992,18 +9670,256 @@
           <w:b w:val="0"/>
           <w:i/>
           <w:color w:val="1B3A4B"/>
-          <w:sz w:val="21"/>
+          <w:sz w:val="20"/>
         </w:rPr>
-        <w:t>The pattern: almost every one is a failure to maintain something, not a failure to create it. The initial build is usually fine. The lifecycle is where programmes erode.</w:t>
+        <w:t>The pattern: these are failures to maintain something, not to create it. The initial build is usually fine; the lifecycle is where programmes erode.</w:t>
       </w:r>
     </w:p>
+    <w:tbl>
+      <w:tblPr>
+        <w:tblW w:type="auto" w:w="0"/>
+        <w:jc w:val="left"/>
+        <w:tblLayout w:type="fixed"/>
+        <w:tblLook w:firstColumn="1" w:firstRow="1" w:lastColumn="0" w:lastRow="0" w:noHBand="0" w:noVBand="1" w:val="04A0"/>
+        <w:tblBorders>
+          <w:top w:val="single" w:sz="6" w:space="0" w:color="CFDFDE"/>
+          <w:left w:val="single" w:sz="6" w:space="0" w:color="CFDFDE"/>
+          <w:bottom w:val="single" w:sz="6" w:space="0" w:color="CFDFDE"/>
+          <w:right w:val="single" w:sz="6" w:space="0" w:color="CFDFDE"/>
+          <w:insideH w:val="single" w:sz="6" w:space="0" w:color="CFDFDE"/>
+          <w:insideV w:val="single" w:sz="6" w:space="0" w:color="CFDFDE"/>
+        </w:tblBorders>
+        <w:tblLayout w:type="fixed"/>
+        <w:tblW w:w="9792" w:type="dxa"/>
+      </w:tblPr>
+      <w:tblGrid>
+        <w:gridCol w:w="9792"/>
+      </w:tblGrid>
+      <w:tr>
+        <w:trPr>
+          <w:cantSplit/>
+        </w:trPr>
+        <w:tc>
+          <w:tcPr>
+            <w:tcW w:type="dxa" w:w="9792"/>
+            <w:shd w:val="clear" w:color="auto" w:fill="FBF0E2"/>
+          </w:tcPr>
+          <w:p>
+            <w:pPr>
+              <w:spacing w:after="60" w:before="80"/>
+            </w:pPr>
+            <w:r/>
+            <w:r>
+              <w:rPr>
+                <w:rFonts w:ascii="Calibri" w:hAnsi="Calibri"/>
+                <w:b/>
+                <w:color w:val="C77C1E"/>
+                <w:sz w:val="20"/>
+              </w:rPr>
+              <w:t>The one to act on first</w:t>
+            </w:r>
+          </w:p>
+          <w:p>
+            <w:pPr>
+              <w:spacing w:after="80"/>
+            </w:pPr>
+            <w:r>
+              <w:rPr>
+                <w:rFonts w:ascii="Calibri" w:hAnsi="Calibri"/>
+                <w:color w:val="22333B"/>
+                <w:sz w:val="19"/>
+              </w:rPr>
+              <w:t>Pick the finding above you would least like an investigator to ask about tomorrow. That is your first agenda item on Monday — carry it to the action plan at the back of this workbook.</w:t>
+            </w:r>
+          </w:p>
+        </w:tc>
+      </w:tr>
+    </w:tbl>
     <w:p>
+      <w:pPr>
+        <w:spacing w:after="100" w:before="0" w:line="240" w:lineRule="auto"/>
+      </w:pPr>
       <w:r>
-        <w:br w:type="page"/>
+        <w:rPr>
+          <w:sz w:val="2"/>
+        </w:rPr>
       </w:r>
     </w:p>
     <w:p>
       <w:pPr>
+        <w:keepNext/>
+        <w:spacing w:after="60"/>
+      </w:pPr>
+      <w:r>
+        <w:rPr>
+          <w:rFonts w:ascii="Calibri" w:hAnsi="Calibri"/>
+          <w:b w:val="0"/>
+          <w:i/>
+          <w:color w:val="4E626D"/>
+          <w:sz w:val="18"/>
+        </w:rPr>
+        <w:t>Which one, and what will you do about it?</w:t>
+      </w:r>
+    </w:p>
+    <w:tbl>
+      <w:tblPr>
+        <w:tblW w:type="auto" w:w="0"/>
+        <w:tblLayout w:type="fixed"/>
+        <w:tblLook w:firstColumn="1" w:firstRow="1" w:lastColumn="0" w:lastRow="0" w:noHBand="0" w:noVBand="1" w:val="04A0"/>
+        <w:tblBorders>
+          <w:top w:val="none"/>
+          <w:left w:val="none"/>
+          <w:right w:val="none"/>
+          <w:insideV w:val="none"/>
+          <w:bottom w:val="single" w:sz="4" w:space="0" w:color="C8D6DA"/>
+          <w:insideH w:val="single" w:sz="4" w:space="0" w:color="C8D6DA"/>
+        </w:tblBorders>
+      </w:tblPr>
+      <w:tblGrid>
+        <w:gridCol w:w="9792"/>
+      </w:tblGrid>
+      <w:tr>
+        <w:trPr>
+          <w:cantSplit/>
+        </w:trPr>
+        <w:tc>
+          <w:tcPr>
+            <w:tcW w:type="dxa" w:w="9792"/>
+          </w:tcPr>
+          <w:p>
+            <w:pPr>
+              <w:spacing w:after="180" w:before="180"/>
+            </w:pPr>
+            <w:r/>
+          </w:p>
+        </w:tc>
+      </w:tr>
+      <w:tr>
+        <w:trPr>
+          <w:cantSplit/>
+        </w:trPr>
+        <w:tc>
+          <w:tcPr>
+            <w:tcW w:type="dxa" w:w="9792"/>
+          </w:tcPr>
+          <w:p>
+            <w:pPr>
+              <w:spacing w:after="180" w:before="180"/>
+            </w:pPr>
+            <w:r/>
+          </w:p>
+        </w:tc>
+      </w:tr>
+      <w:tr>
+        <w:trPr>
+          <w:cantSplit/>
+        </w:trPr>
+        <w:tc>
+          <w:tcPr>
+            <w:tcW w:type="dxa" w:w="9792"/>
+          </w:tcPr>
+          <w:p>
+            <w:pPr>
+              <w:spacing w:after="180" w:before="180"/>
+            </w:pPr>
+            <w:r/>
+          </w:p>
+        </w:tc>
+      </w:tr>
+      <w:tr>
+        <w:trPr>
+          <w:cantSplit/>
+        </w:trPr>
+        <w:tc>
+          <w:tcPr>
+            <w:tcW w:type="dxa" w:w="9792"/>
+          </w:tcPr>
+          <w:p>
+            <w:pPr>
+              <w:spacing w:after="180" w:before="180"/>
+            </w:pPr>
+            <w:r/>
+          </w:p>
+        </w:tc>
+      </w:tr>
+      <w:tr>
+        <w:trPr>
+          <w:cantSplit/>
+        </w:trPr>
+        <w:tc>
+          <w:tcPr>
+            <w:tcW w:type="dxa" w:w="9792"/>
+          </w:tcPr>
+          <w:p>
+            <w:pPr>
+              <w:spacing w:after="180" w:before="180"/>
+            </w:pPr>
+            <w:r/>
+          </w:p>
+        </w:tc>
+      </w:tr>
+      <w:tr>
+        <w:trPr>
+          <w:cantSplit/>
+        </w:trPr>
+        <w:tc>
+          <w:tcPr>
+            <w:tcW w:type="dxa" w:w="9792"/>
+          </w:tcPr>
+          <w:p>
+            <w:pPr>
+              <w:spacing w:after="180" w:before="180"/>
+            </w:pPr>
+            <w:r/>
+          </w:p>
+        </w:tc>
+      </w:tr>
+      <w:tr>
+        <w:trPr>
+          <w:cantSplit/>
+        </w:trPr>
+        <w:tc>
+          <w:tcPr>
+            <w:tcW w:type="dxa" w:w="9792"/>
+          </w:tcPr>
+          <w:p>
+            <w:pPr>
+              <w:spacing w:after="180" w:before="180"/>
+            </w:pPr>
+            <w:r/>
+          </w:p>
+        </w:tc>
+      </w:tr>
+      <w:tr>
+        <w:trPr>
+          <w:cantSplit/>
+        </w:trPr>
+        <w:tc>
+          <w:tcPr>
+            <w:tcW w:type="dxa" w:w="9792"/>
+          </w:tcPr>
+          <w:p>
+            <w:pPr>
+              <w:spacing w:after="180" w:before="180"/>
+            </w:pPr>
+            <w:r/>
+          </w:p>
+        </w:tc>
+      </w:tr>
+    </w:tbl>
+    <w:p>
+      <w:pPr>
+        <w:spacing w:after="80" w:before="0" w:line="240" w:lineRule="auto"/>
+      </w:pPr>
+      <w:r>
+        <w:rPr>
+          <w:sz w:val="2"/>
+        </w:rPr>
+      </w:r>
+    </w:p>
+    <w:p>
+      <w:pPr>
+        <w:pageBreakBefore/>
         <w:spacing w:after="40" w:before="0"/>
       </w:pPr>
       <w:r>
@@ -10049,14 +9965,14 @@
           <w:rFonts w:ascii="Cambria" w:hAnsi="Cambria"/>
           <w:b/>
           <w:color w:val="1B3A4B"/>
-          <w:sz w:val="27"/>
+          <w:sz w:val="26"/>
         </w:rPr>
         <w:t>Control categories to design against</w:t>
       </w:r>
     </w:p>
     <w:p>
       <w:pPr>
-        <w:spacing w:after="120"/>
+        <w:spacing w:after="100"/>
       </w:pPr>
       <w:r>
         <w:rPr>
@@ -10064,7 +9980,7 @@
           <w:b w:val="0"/>
           <w:i/>
           <w:color w:val="4E626D"/>
-          <w:sz w:val="21"/>
+          <w:sz w:val="20"/>
         </w:rPr>
         <w:t>Design each against your threat model, not against this list. A control you cannot justify from a specific threat is cost without security — and a threat with no control is the finding.</w:t>
       </w:r>
@@ -10094,7 +10010,6 @@
       <w:tr>
         <w:trPr>
           <w:cantSplit/>
-          <w:tblHeader/>
         </w:trPr>
         <w:tc>
           <w:tcPr>
@@ -10703,14 +10618,14 @@
     <w:p>
       <w:pPr>
         <w:keepNext/>
-        <w:spacing w:after="80" w:before="240"/>
+        <w:spacing w:after="80" w:before="180"/>
       </w:pPr>
       <w:r>
         <w:rPr>
           <w:rFonts w:ascii="Cambria" w:hAnsi="Cambria"/>
           <w:b/>
           <w:color w:val="1B3A4B"/>
-          <w:sz w:val="27"/>
+          <w:sz w:val="26"/>
         </w:rPr>
         <w:t>The four security architecture views</w:t>
       </w:r>
@@ -10739,7 +10654,6 @@
       <w:tr>
         <w:trPr>
           <w:cantSplit/>
-          <w:tblHeader/>
         </w:trPr>
         <w:tc>
           <w:tcPr>
@@ -10978,14 +10892,14 @@
     <w:p>
       <w:pPr>
         <w:keepNext/>
-        <w:spacing w:after="80" w:before="240"/>
+        <w:spacing w:after="80" w:before="180"/>
       </w:pPr>
       <w:r>
         <w:rPr>
           <w:rFonts w:ascii="Cambria" w:hAnsi="Cambria"/>
           <w:b/>
           <w:color w:val="1B3A4B"/>
-          <w:sz w:val="27"/>
+          <w:sz w:val="26"/>
         </w:rPr>
         <w:t>SBOM — minimum content</w:t>
       </w:r>
@@ -11014,7 +10928,6 @@
       <w:tr>
         <w:trPr>
           <w:cantSplit/>
-          <w:tblHeader/>
         </w:trPr>
         <w:tc>
           <w:tcPr>
@@ -11393,7 +11306,7 @@
     </w:tbl>
     <w:p>
       <w:pPr>
-        <w:spacing w:after="120"/>
+        <w:spacing w:after="100"/>
       </w:pPr>
       <w:r>
         <w:rPr>
@@ -11401,7 +11314,7 @@
           <w:b w:val="0"/>
           <w:i/>
           <w:color w:val="1B3A4B"/>
-          <w:sz w:val="21"/>
+          <w:sz w:val="20"/>
         </w:rPr>
         <w:t>Machine-readable — SPDX or CycloneDX. A PDF of a table is not an SBOM: the entire value is automated matching. Generate it from the build, not from a spreadsheet someone maintains.</w:t>
       </w:r>
@@ -11409,14 +11322,14 @@
     <w:p>
       <w:pPr>
         <w:keepNext/>
-        <w:spacing w:after="80" w:before="240"/>
+        <w:spacing w:after="80" w:before="180"/>
       </w:pPr>
       <w:r>
         <w:rPr>
           <w:rFonts w:ascii="Cambria" w:hAnsi="Cambria"/>
           <w:b/>
           <w:color w:val="1B3A4B"/>
-          <w:sz w:val="27"/>
+          <w:sz w:val="26"/>
         </w:rPr>
         <w:t>Postmarket — the four obligations that never close</w:t>
       </w:r>
@@ -11424,7 +11337,7 @@
     <w:p>
       <w:pPr>
         <w:pStyle w:val="ListBullet"/>
-        <w:spacing w:after="60" w:line="254" w:lineRule="auto"/>
+        <w:spacing w:after="50" w:line="254" w:lineRule="auto"/>
         <w:ind w:left="576"/>
       </w:pPr>
       <w:r>
@@ -11432,7 +11345,7 @@
           <w:rFonts w:ascii="Calibri" w:hAnsi="Calibri"/>
           <w:b/>
           <w:color w:val="1B3A4B"/>
-          <w:sz w:val="21"/>
+          <w:sz w:val="20"/>
         </w:rPr>
         <w:t xml:space="preserve">Coordinated vulnerability disclosure: </w:t>
       </w:r>
@@ -11440,7 +11353,7 @@
         <w:rPr>
           <w:rFonts w:ascii="Calibri" w:hAnsi="Calibri"/>
           <w:color w:val="22333B"/>
-          <w:sz w:val="21"/>
+          <w:sz w:val="20"/>
         </w:rPr>
         <w:t>a published route for researchers to reach you, a monitored address, and a stated policy on scope and timelines. ISO/IEC 29147 and 30111 are the references. Researchers who cannot reach you publish anyway.</w:t>
       </w:r>
@@ -11448,7 +11361,7 @@
     <w:p>
       <w:pPr>
         <w:pStyle w:val="ListBullet"/>
-        <w:spacing w:after="60" w:line="254" w:lineRule="auto"/>
+        <w:spacing w:after="50" w:line="254" w:lineRule="auto"/>
         <w:ind w:left="576"/>
       </w:pPr>
       <w:r>
@@ -11456,7 +11369,7 @@
           <w:rFonts w:ascii="Calibri" w:hAnsi="Calibri"/>
           <w:b/>
           <w:color w:val="1B3A4B"/>
-          <w:sz w:val="21"/>
+          <w:sz w:val="20"/>
         </w:rPr>
         <w:t xml:space="preserve">Controlled vs uncontrolled risk: </w:t>
       </w:r>
@@ -11464,7 +11377,7 @@
         <w:rPr>
           <w:rFonts w:ascii="Calibri" w:hAnsi="Calibri"/>
           <w:color w:val="22333B"/>
-          <w:sz w:val="21"/>
+          <w:sz w:val="20"/>
         </w:rPr>
         <w:t>controlled means residual risk to health is acceptable; uncontrolled means it is not, and must be remediated. Unlike safety risk, uncontrolled security risk is not something you accept against benefit.</w:t>
       </w:r>
@@ -11472,7 +11385,7 @@
     <w:p>
       <w:pPr>
         <w:pStyle w:val="ListBullet"/>
-        <w:spacing w:after="60" w:line="254" w:lineRule="auto"/>
+        <w:spacing w:after="50" w:line="254" w:lineRule="auto"/>
         <w:ind w:left="576"/>
       </w:pPr>
       <w:r>
@@ -11480,7 +11393,7 @@
           <w:rFonts w:ascii="Calibri" w:hAnsi="Calibri"/>
           <w:b/>
           <w:color w:val="1B3A4B"/>
-          <w:sz w:val="21"/>
+          <w:sz w:val="20"/>
         </w:rPr>
         <w:t xml:space="preserve">Reporting thresholds: </w:t>
       </w:r>
@@ -11488,7 +11401,7 @@
         <w:rPr>
           <w:rFonts w:ascii="Calibri" w:hAnsi="Calibri"/>
           <w:color w:val="22333B"/>
-          <w:sz w:val="21"/>
+          <w:sz w:val="20"/>
         </w:rPr>
         <w:t>routine updates that reduce risk to an acceptable level are treated differently from corrections reportable under 21 CFR 806. Read FDA's 2016 postmarket guidance before you need it, and involve regulatory on day one.</w:t>
       </w:r>
@@ -11496,7 +11409,7 @@
     <w:p>
       <w:pPr>
         <w:pStyle w:val="ListBullet"/>
-        <w:spacing w:after="60" w:line="254" w:lineRule="auto"/>
+        <w:spacing w:after="50" w:line="254" w:lineRule="auto"/>
         <w:ind w:left="576"/>
       </w:pPr>
       <w:r>
@@ -11504,7 +11417,7 @@
           <w:rFonts w:ascii="Calibri" w:hAnsi="Calibri"/>
           <w:b/>
           <w:color w:val="1B3A4B"/>
-          <w:sz w:val="21"/>
+          <w:sz w:val="20"/>
         </w:rPr>
         <w:t xml:space="preserve">Ecosystem participation: </w:t>
       </w:r>
@@ -11512,18 +11425,14 @@
         <w:rPr>
           <w:rFonts w:ascii="Calibri" w:hAnsi="Calibri"/>
           <w:color w:val="22333B"/>
-          <w:sz w:val="21"/>
+          <w:sz w:val="20"/>
         </w:rPr>
         <w:t>information sharing through an ISAO, engagement with CISA advisories, and relationships with the researcher community.</w:t>
       </w:r>
     </w:p>
     <w:p>
-      <w:r>
-        <w:br w:type="page"/>
-      </w:r>
-    </w:p>
-    <w:p>
       <w:pPr>
+        <w:pageBreakBefore/>
         <w:spacing w:after="40" w:before="0"/>
       </w:pPr>
       <w:r>
@@ -13089,12 +12998,8 @@
       </w:tr>
     </w:tbl>
     <w:p>
-      <w:r>
-        <w:br w:type="page"/>
-      </w:r>
-    </w:p>
-    <w:p>
       <w:pPr>
+        <w:pageBreakBefore/>
         <w:spacing w:after="40" w:before="0"/>
       </w:pPr>
       <w:r>
@@ -13132,7 +13037,7 @@
     </w:p>
     <w:p>
       <w:pPr>
-        <w:spacing w:after="120"/>
+        <w:spacing w:after="100"/>
       </w:pPr>
       <w:r>
         <w:rPr>
@@ -13140,7 +13045,7 @@
           <w:b w:val="0"/>
           <w:i/>
           <w:color w:val="C77C1E"/>
-          <w:sz w:val="21"/>
+          <w:sz w:val="20"/>
         </w:rPr>
         <w:t>Dates are stated as at preparation. Confirm current versions before relying on any of these, particularly for a submission.</w:t>
       </w:r>
@@ -13155,7 +13060,7 @@
           <w:rFonts w:ascii="Cambria" w:hAnsi="Cambria"/>
           <w:b/>
           <w:color w:val="1B3A4B"/>
-          <w:sz w:val="27"/>
+          <w:sz w:val="26"/>
         </w:rPr>
         <w:t>FDA guidance</w:t>
       </w:r>
@@ -13184,7 +13089,6 @@
       <w:tr>
         <w:trPr>
           <w:cantSplit/>
-          <w:tblHeader/>
         </w:trPr>
         <w:tc>
           <w:tcPr>
@@ -13440,7 +13344,7 @@
                 <w:color w:val="22333B"/>
                 <w:sz w:val="17"/>
               </w:rPr>
-              <w:t>Off-The-Shelf Software Use in Medical Devices</w:t>
+              <w:t>Off-The-Shelf Software Use in Medical Devices; Deciding When to Submit a 510(k) for a Software Change (Oct 2017)</w:t>
             </w:r>
           </w:p>
         </w:tc>
@@ -13461,7 +13365,7 @@
                 <w:color w:val="22333B"/>
                 <w:sz w:val="17"/>
               </w:rPr>
-              <w:t>Obligations for third-party software you incorporate.</w:t>
+              <w:t>Obligations for third-party software you incorporate, and the decision logic for whether a change needs a new submission.</w:t>
             </w:r>
           </w:p>
         </w:tc>
@@ -13487,7 +13391,7 @@
                 <w:color w:val="22333B"/>
                 <w:sz w:val="17"/>
               </w:rPr>
-              <w:t>Deciding When to Submit a 510(k) for a Software Change to an Existing Device (Oct 2017)</w:t>
+              <w:t>Marketing Submission Recommendations for a PCCP for AI-Enabled Device Software Functions (final, Dec 2024)</w:t>
             </w:r>
           </w:p>
         </w:tc>
@@ -13508,7 +13412,7 @@
                 <w:color w:val="22333B"/>
                 <w:sz w:val="17"/>
               </w:rPr>
-              <w:t>The decision logic for whether a change needs a new submission.</w:t>
+              <w:t>Pre-authorising future changes: description, modification protocol, impact assessment.</w:t>
             </w:r>
           </w:p>
         </w:tc>
@@ -13534,7 +13438,7 @@
                 <w:color w:val="22333B"/>
                 <w:sz w:val="17"/>
               </w:rPr>
-              <w:t>Marketing Submission Recommendations for a PCCP for AI-Enabled Device Software Functions (final, Dec 2024)</w:t>
+              <w:t>Computer Software Assurance for Production and Quality Management System Software (final, Sept 2025)</w:t>
             </w:r>
           </w:p>
         </w:tc>
@@ -13555,7 +13459,7 @@
                 <w:color w:val="22333B"/>
                 <w:sz w:val="17"/>
               </w:rPr>
-              <w:t>Pre-authorising future changes: description, modification protocol, impact assessment.</w:t>
+              <w:t>Risk-based assurance for production and QMS software. Supersedes Section 6 of the General Principles of Software Validation.</w:t>
             </w:r>
           </w:p>
         </w:tc>
@@ -13581,53 +13485,6 @@
                 <w:color w:val="22333B"/>
                 <w:sz w:val="17"/>
               </w:rPr>
-              <w:t>Computer Software Assurance for Production and Quality Management System Software (final, Sept 2025)</w:t>
-            </w:r>
-          </w:p>
-        </w:tc>
-        <w:tc>
-          <w:tcPr>
-            <w:tcW w:type="dxa" w:w="5328"/>
-          </w:tcPr>
-          <w:p>
-            <w:pPr>
-              <w:spacing w:after="40" w:before="40"/>
-            </w:pPr>
-            <w:r/>
-            <w:r>
-              <w:rPr>
-                <w:rFonts w:ascii="Calibri" w:hAnsi="Calibri"/>
-                <w:b w:val="0"/>
-                <w:i w:val="0"/>
-                <w:color w:val="22333B"/>
-                <w:sz w:val="17"/>
-              </w:rPr>
-              <w:t>Risk-based assurance for production and QMS software. Supersedes Section 6 of the General Principles of Software Validation.</w:t>
-            </w:r>
-          </w:p>
-        </w:tc>
-      </w:tr>
-      <w:tr>
-        <w:trPr>
-          <w:cantSplit/>
-        </w:trPr>
-        <w:tc>
-          <w:tcPr>
-            <w:tcW w:type="dxa" w:w="4464"/>
-          </w:tcPr>
-          <w:p>
-            <w:pPr>
-              <w:spacing w:after="40" w:before="40"/>
-            </w:pPr>
-            <w:r/>
-            <w:r>
-              <w:rPr>
-                <w:rFonts w:ascii="Calibri" w:hAnsi="Calibri"/>
-                <w:b/>
-                <w:i w:val="0"/>
-                <w:color w:val="22333B"/>
-                <w:sz w:val="17"/>
-              </w:rPr>
               <w:t>Clinical Decision Support Software (Sept 2022)</w:t>
             </w:r>
           </w:p>
@@ -13658,14 +13515,14 @@
     <w:p>
       <w:pPr>
         <w:keepNext/>
-        <w:spacing w:after="80" w:before="240"/>
+        <w:spacing w:after="80" w:before="180"/>
       </w:pPr>
       <w:r>
         <w:rPr>
           <w:rFonts w:ascii="Cambria" w:hAnsi="Cambria"/>
           <w:b/>
           <w:color w:val="1B3A4B"/>
-          <w:sz w:val="27"/>
+          <w:sz w:val="26"/>
         </w:rPr>
         <w:t>Standards and technical reports</w:t>
       </w:r>
@@ -13694,7 +13551,6 @@
       <w:tr>
         <w:trPr>
           <w:cantSplit/>
-          <w:tblHeader/>
         </w:trPr>
         <w:tc>
           <w:tcPr>
@@ -13997,7 +13853,7 @@
                 <w:color w:val="22333B"/>
                 <w:sz w:val="17"/>
               </w:rPr>
-              <w:t>AAMI TIR57 / TIR97</w:t>
+              <w:t>AAMI TIR57 / TIR97 / TIR45</w:t>
             </w:r>
           </w:p>
         </w:tc>
@@ -14018,7 +13874,7 @@
                 <w:color w:val="22333B"/>
                 <w:sz w:val="17"/>
               </w:rPr>
-              <w:t>Security risk management principles, and postmarket security management.</w:t>
+              <w:t>Security risk management principles, postmarket security management, and agile practice within a regulated lifecycle.</w:t>
             </w:r>
           </w:p>
         </w:tc>
@@ -14044,53 +13900,6 @@
                 <w:color w:val="22333B"/>
                 <w:sz w:val="17"/>
               </w:rPr>
-              <w:t>AAMI TIR45</w:t>
-            </w:r>
-          </w:p>
-        </w:tc>
-        <w:tc>
-          <w:tcPr>
-            <w:tcW w:type="dxa" w:w="6624"/>
-          </w:tcPr>
-          <w:p>
-            <w:pPr>
-              <w:spacing w:after="40" w:before="40"/>
-            </w:pPr>
-            <w:r/>
-            <w:r>
-              <w:rPr>
-                <w:rFonts w:ascii="Calibri" w:hAnsi="Calibri"/>
-                <w:b w:val="0"/>
-                <w:i w:val="0"/>
-                <w:color w:val="22333B"/>
-                <w:sz w:val="17"/>
-              </w:rPr>
-              <w:t>Doing agile properly within a regulated software lifecycle.</w:t>
-            </w:r>
-          </w:p>
-        </w:tc>
-      </w:tr>
-      <w:tr>
-        <w:trPr>
-          <w:cantSplit/>
-        </w:trPr>
-        <w:tc>
-          <w:tcPr>
-            <w:tcW w:type="dxa" w:w="3168"/>
-          </w:tcPr>
-          <w:p>
-            <w:pPr>
-              <w:spacing w:after="40" w:before="40"/>
-            </w:pPr>
-            <w:r/>
-            <w:r>
-              <w:rPr>
-                <w:rFonts w:ascii="Calibri" w:hAnsi="Calibri"/>
-                <w:b/>
-                <w:i w:val="0"/>
-                <w:color w:val="22333B"/>
-                <w:sz w:val="17"/>
-              </w:rPr>
               <w:t>ISO/IEC 29147 / 30111</w:t>
             </w:r>
           </w:p>
@@ -14121,14 +13930,14 @@
     <w:p>
       <w:pPr>
         <w:keepNext/>
-        <w:spacing w:after="80" w:before="240"/>
+        <w:spacing w:after="80" w:before="180"/>
       </w:pPr>
       <w:r>
         <w:rPr>
           <w:rFonts w:ascii="Cambria" w:hAnsi="Cambria"/>
           <w:b/>
           <w:color w:val="1B3A4B"/>
-          <w:sz w:val="27"/>
+          <w:sz w:val="26"/>
         </w:rPr>
         <w:t>International and community resources</w:t>
       </w:r>
@@ -14157,7 +13966,6 @@
       <w:tr>
         <w:trPr>
           <w:cantSplit/>
-          <w:tblHeader/>
         </w:trPr>
         <w:tc>
           <w:tcPr>
@@ -14272,7 +14080,7 @@
                 <w:color w:val="22333B"/>
                 <w:sz w:val="17"/>
               </w:rPr>
-              <w:t>IMDRF N60 (cybersecurity) and N73 (legacy devices)</w:t>
+              <w:t>IMDRF N60 (cybersecurity) and N73 (legacy)</w:t>
             </w:r>
           </w:p>
         </w:tc>
@@ -14413,7 +14221,7 @@
                 <w:color w:val="22333B"/>
                 <w:sz w:val="17"/>
               </w:rPr>
-              <w:t>MDCG 2019-11 and MDCG 2019-16</w:t>
+              <w:t>MDCG 2019-11 and 2019-16; CISA advisories</w:t>
             </w:r>
           </w:p>
         </w:tc>
@@ -14434,66 +14242,15 @@
                 <w:color w:val="22333B"/>
                 <w:sz w:val="17"/>
               </w:rPr>
-              <w:t>EU software qualification and classification, and EU cybersecurity guidance.</w:t>
-            </w:r>
-          </w:p>
-        </w:tc>
-      </w:tr>
-      <w:tr>
-        <w:trPr>
-          <w:cantSplit/>
-        </w:trPr>
-        <w:tc>
-          <w:tcPr>
-            <w:tcW w:type="dxa" w:w="3744"/>
-          </w:tcPr>
-          <w:p>
-            <w:pPr>
-              <w:spacing w:after="40" w:before="40"/>
-            </w:pPr>
-            <w:r/>
-            <w:r>
-              <w:rPr>
-                <w:rFonts w:ascii="Calibri" w:hAnsi="Calibri"/>
-                <w:b/>
-                <w:i w:val="0"/>
-                <w:color w:val="22333B"/>
-                <w:sz w:val="17"/>
-              </w:rPr>
-              <w:t>CISA advisories</w:t>
-            </w:r>
-          </w:p>
-        </w:tc>
-        <w:tc>
-          <w:tcPr>
-            <w:tcW w:type="dxa" w:w="6048"/>
-          </w:tcPr>
-          <w:p>
-            <w:pPr>
-              <w:spacing w:after="40" w:before="40"/>
-            </w:pPr>
-            <w:r/>
-            <w:r>
-              <w:rPr>
-                <w:rFonts w:ascii="Calibri" w:hAnsi="Calibri"/>
-                <w:b w:val="0"/>
-                <w:i w:val="0"/>
-                <w:color w:val="22333B"/>
-                <w:sz w:val="17"/>
-              </w:rPr>
-              <w:t>Live advisories affecting medical and industrial devices. Worth monitoring.</w:t>
+              <w:t>EU software qualification and classification, EU cybersecurity guidance, and live advisories affecting medical and industrial devices.</w:t>
             </w:r>
           </w:p>
         </w:tc>
       </w:tr>
     </w:tbl>
     <w:p>
-      <w:r>
-        <w:br w:type="page"/>
-      </w:r>
-    </w:p>
-    <w:p>
       <w:pPr>
+        <w:pageBreakBefore/>
         <w:spacing w:after="40" w:before="0"/>
       </w:pPr>
       <w:r>
@@ -14531,7 +14288,7 @@
     </w:p>
     <w:p>
       <w:pPr>
-        <w:spacing w:after="120"/>
+        <w:spacing w:after="100"/>
       </w:pPr>
       <w:r>
         <w:rPr>
@@ -14539,7 +14296,7 @@
           <w:b w:val="0"/>
           <w:i/>
           <w:color w:val="1B3A4B"/>
-          <w:sz w:val="21"/>
+          <w:sz w:val="20"/>
         </w:rPr>
         <w:t>Fill in at least three rows before you leave the room. A commitment made here is the only part of a seminar that reliably survives the journey back to the office.</w:t>
       </w:r>
@@ -14569,7 +14326,6 @@
       <w:tr>
         <w:trPr>
           <w:cantSplit/>
-          <w:tblHeader/>
         </w:trPr>
         <w:tc>
           <w:tcPr>
@@ -15227,21 +14983,21 @@
     <w:p>
       <w:pPr>
         <w:keepNext/>
-        <w:spacing w:after="80" w:before="240"/>
+        <w:spacing w:after="80" w:before="180"/>
       </w:pPr>
       <w:r>
         <w:rPr>
           <w:rFonts w:ascii="Cambria" w:hAnsi="Cambria"/>
           <w:b/>
           <w:color w:val="1B3A4B"/>
-          <w:sz w:val="27"/>
+          <w:sz w:val="26"/>
         </w:rPr>
         <w:t>Ten questions to ask your team on Monday</w:t>
       </w:r>
     </w:p>
     <w:p>
       <w:pPr>
-        <w:spacing w:after="60" w:line="254" w:lineRule="auto"/>
+        <w:spacing w:after="50" w:line="254" w:lineRule="auto"/>
         <w:ind w:left="792" w:hanging="432"/>
       </w:pPr>
       <w:r>
@@ -15264,7 +15020,7 @@
     </w:p>
     <w:p>
       <w:pPr>
-        <w:spacing w:after="60" w:line="254" w:lineRule="auto"/>
+        <w:spacing w:after="50" w:line="254" w:lineRule="auto"/>
         <w:ind w:left="792" w:hanging="432"/>
       </w:pPr>
       <w:r>
@@ -15287,7 +15043,7 @@
     </w:p>
     <w:p>
       <w:pPr>
-        <w:spacing w:after="60" w:line="254" w:lineRule="auto"/>
+        <w:spacing w:after="50" w:line="254" w:lineRule="auto"/>
         <w:ind w:left="792" w:hanging="432"/>
       </w:pPr>
       <w:r>
@@ -15310,7 +15066,7 @@
     </w:p>
     <w:p>
       <w:pPr>
-        <w:spacing w:after="60" w:line="254" w:lineRule="auto"/>
+        <w:spacing w:after="50" w:line="254" w:lineRule="auto"/>
         <w:ind w:left="792" w:hanging="432"/>
       </w:pPr>
       <w:r>
@@ -15333,7 +15089,7 @@
     </w:p>
     <w:p>
       <w:pPr>
-        <w:spacing w:after="60" w:line="254" w:lineRule="auto"/>
+        <w:spacing w:after="50" w:line="254" w:lineRule="auto"/>
         <w:ind w:left="792" w:hanging="432"/>
       </w:pPr>
       <w:r>
@@ -15356,7 +15112,7 @@
     </w:p>
     <w:p>
       <w:pPr>
-        <w:spacing w:after="60" w:line="254" w:lineRule="auto"/>
+        <w:spacing w:after="50" w:line="254" w:lineRule="auto"/>
         <w:ind w:left="792" w:hanging="432"/>
       </w:pPr>
       <w:r>
@@ -15379,7 +15135,7 @@
     </w:p>
     <w:p>
       <w:pPr>
-        <w:spacing w:after="60" w:line="254" w:lineRule="auto"/>
+        <w:spacing w:after="50" w:line="254" w:lineRule="auto"/>
         <w:ind w:left="792" w:hanging="432"/>
       </w:pPr>
       <w:r>
@@ -15402,7 +15158,7 @@
     </w:p>
     <w:p>
       <w:pPr>
-        <w:spacing w:after="60" w:line="254" w:lineRule="auto"/>
+        <w:spacing w:after="50" w:line="254" w:lineRule="auto"/>
         <w:ind w:left="792" w:hanging="432"/>
       </w:pPr>
       <w:r>
@@ -15425,7 +15181,7 @@
     </w:p>
     <w:p>
       <w:pPr>
-        <w:spacing w:after="60" w:line="254" w:lineRule="auto"/>
+        <w:spacing w:after="50" w:line="254" w:lineRule="auto"/>
         <w:ind w:left="792" w:hanging="432"/>
       </w:pPr>
       <w:r>
@@ -15448,7 +15204,7 @@
     </w:p>
     <w:p>
       <w:pPr>
-        <w:spacing w:after="60" w:line="254" w:lineRule="auto"/>
+        <w:spacing w:after="50" w:line="254" w:lineRule="auto"/>
         <w:ind w:left="792" w:hanging="432"/>
       </w:pPr>
       <w:r>
@@ -15479,7 +15235,7 @@
           <w:b w:val="0"/>
           <w:i w:val="0"/>
           <w:color w:val="22333B"/>
-          <w:sz w:val="21"/>
+          <w:sz w:val="20"/>
         </w:rPr>
       </w:r>
     </w:p>
@@ -15522,7 +15278,7 @@
                 <w:rFonts w:ascii="Calibri" w:hAnsi="Calibri"/>
                 <w:b/>
                 <w:color w:val="C77C1E"/>
-                <w:sz w:val="21"/>
+                <w:sz w:val="20"/>
               </w:rPr>
               <w:t>If you do only one thing</w:t>
             </w:r>
@@ -15535,7 +15291,7 @@
               <w:rPr>
                 <w:rFonts w:ascii="Calibri" w:hAnsi="Calibri"/>
                 <w:color w:val="22333B"/>
-                <w:sz w:val="20"/>
+                <w:sz w:val="19"/>
               </w:rPr>
               <w:t>Publish a security contact and a disclosure policy, and name the person who monitors it. It is days of work, it costs almost nothing, it is a statutory expectation under 524B, and it changes what happens on the day a researcher finds something in your product.</w:t>
             </w:r>
@@ -15545,8 +15301,13 @@
     </w:tbl>
     <w:p>
       <w:pPr>
-        <w:spacing w:after="80"/>
+        <w:spacing w:after="100" w:before="0" w:line="240" w:lineRule="auto"/>
       </w:pPr>
+      <w:r>
+        <w:rPr>
+          <w:sz w:val="2"/>
+        </w:rPr>
+      </w:r>
     </w:p>
     <w:sectPr>
       <w:footerReference w:type="default" r:id="rId9"/>
@@ -15983,12 +15744,12 @@
     <w:qFormat/>
     <w:rsid w:val="00FC693F"/>
     <w:pPr>
-      <w:spacing w:after="120" w:line="259" w:lineRule="auto"/>
+      <w:spacing w:after="100" w:line="254" w:lineRule="auto"/>
     </w:pPr>
     <w:rPr>
       <w:rFonts w:ascii="Calibri" w:hAnsi="Calibri" w:cs="Calibri"/>
       <w:color w:val="22333B"/>
-      <w:sz w:val="21"/>
+      <w:sz w:val="20"/>
     </w:rPr>
   </w:style>
   <w:style w:type="paragraph" w:styleId="Header">

--- a/seminars/software-validation-cybersecurity/Participant_Workbook.docx
+++ b/seminars/software-validation-cybersecurity/Participant_Workbook.docx
@@ -718,6 +718,7 @@
       <w:tr>
         <w:trPr>
           <w:cantSplit/>
+          <w:tblHeader/>
         </w:trPr>
         <w:tc>
           <w:tcPr>
@@ -832,7 +833,7 @@
                 <w:color w:val="22333B"/>
                 <w:sz w:val="20"/>
               </w:rPr>
-              <w:t>0:09</w:t>
+              <w:t>0:05</w:t>
             </w:r>
           </w:p>
         </w:tc>
@@ -879,7 +880,7 @@
                 <w:color w:val="22333B"/>
                 <w:sz w:val="20"/>
               </w:rPr>
-              <w:t>0:31</w:t>
+              <w:t>0:18</w:t>
             </w:r>
           </w:p>
         </w:tc>
@@ -926,7 +927,7 @@
                 <w:color w:val="22333B"/>
                 <w:sz w:val="20"/>
               </w:rPr>
-              <w:t>1:21</w:t>
+              <w:t>0:39</w:t>
             </w:r>
           </w:p>
         </w:tc>
@@ -947,7 +948,7 @@
                 <w:color w:val="0E7C7B"/>
                 <w:sz w:val="20"/>
               </w:rPr>
-              <w:t>Working session 1 — Classify and scope  (12 min)</w:t>
+              <w:t>Working session 1 — Classify and scope  (10 min)</w:t>
             </w:r>
           </w:p>
         </w:tc>
@@ -973,7 +974,7 @@
                 <w:color w:val="22333B"/>
                 <w:sz w:val="20"/>
               </w:rPr>
-              <w:t>1:33</w:t>
+              <w:t>0:49</w:t>
             </w:r>
           </w:p>
         </w:tc>
@@ -1020,7 +1021,7 @@
                 <w:color w:val="22333B"/>
                 <w:sz w:val="20"/>
               </w:rPr>
-              <w:t>2:17</w:t>
+              <w:t>1:10</w:t>
             </w:r>
           </w:p>
         </w:tc>
@@ -1041,7 +1042,7 @@
                 <w:color w:val="0E7C7B"/>
                 <w:sz w:val="20"/>
               </w:rPr>
-              <w:t>Working session 2 — Tabletop  (15 min)</w:t>
+              <w:t>Working session 2 — Tabletop  (12 min)</w:t>
             </w:r>
           </w:p>
         </w:tc>
@@ -1067,7 +1068,7 @@
                 <w:color w:val="22333B"/>
                 <w:sz w:val="20"/>
               </w:rPr>
-              <w:t>2:32</w:t>
+              <w:t>1:22</w:t>
             </w:r>
           </w:p>
         </w:tc>
@@ -1114,7 +1115,7 @@
                 <w:color w:val="22333B"/>
                 <w:sz w:val="20"/>
               </w:rPr>
-              <w:t>2:45</w:t>
+              <w:t>1:29</w:t>
             </w:r>
           </w:p>
         </w:tc>
@@ -1553,6 +1554,7 @@
       <w:tr>
         <w:trPr>
           <w:cantSplit/>
+          <w:tblHeader/>
         </w:trPr>
         <w:tc>
           <w:tcPr>
@@ -3583,7 +3585,7 @@
           <w:sz w:val="17"/>
           <w:spacing w:val="30"/>
         </w:rPr>
-        <w:t>WORKING SESSION 1  ·  12 MINUTES</w:t>
+        <w:t>WORKING SESSION 1  ·  10 MINUTES</w:t>
       </w:r>
     </w:p>
     <w:p>
@@ -5390,7 +5392,7 @@
           <w:sz w:val="17"/>
           <w:spacing w:val="30"/>
         </w:rPr>
-        <w:t>WORKING SESSION 2  ·  15 MINUTES  ·  TABLETOP</w:t>
+        <w:t>WORKING SESSION 2  ·  12 MINUTES  ·  TABLETOP</w:t>
       </w:r>
     </w:p>
     <w:p>
@@ -6204,6 +6206,7 @@
       <w:tr>
         <w:trPr>
           <w:cantSplit/>
+          <w:tblHeader/>
         </w:trPr>
         <w:tc>
           <w:tcPr>
@@ -9141,6 +9144,7 @@
       <w:tr>
         <w:trPr>
           <w:cantSplit/>
+          <w:tblHeader/>
         </w:trPr>
         <w:tc>
           <w:tcPr>
@@ -10010,6 +10014,7 @@
       <w:tr>
         <w:trPr>
           <w:cantSplit/>
+          <w:tblHeader/>
         </w:trPr>
         <w:tc>
           <w:tcPr>
@@ -10928,6 +10933,7 @@
       <w:tr>
         <w:trPr>
           <w:cantSplit/>
+          <w:tblHeader/>
         </w:trPr>
         <w:tc>
           <w:tcPr>
@@ -13089,6 +13095,7 @@
       <w:tr>
         <w:trPr>
           <w:cantSplit/>
+          <w:tblHeader/>
         </w:trPr>
         <w:tc>
           <w:tcPr>
@@ -13551,6 +13558,7 @@
       <w:tr>
         <w:trPr>
           <w:cantSplit/>
+          <w:tblHeader/>
         </w:trPr>
         <w:tc>
           <w:tcPr>
@@ -13966,6 +13974,7 @@
       <w:tr>
         <w:trPr>
           <w:cantSplit/>
+          <w:tblHeader/>
         </w:trPr>
         <w:tc>
           <w:tcPr>
@@ -14326,6 +14335,7 @@
       <w:tr>
         <w:trPr>
           <w:cantSplit/>
+          <w:tblHeader/>
         </w:trPr>
         <w:tc>
           <w:tcPr>
